--- a/Docs/especificaciones_aurora_model_v5.3_grafo_consolidado.docx
+++ b/Docs/especificaciones_aurora_model_v5.3_grafo_consolidado.docx
@@ -54,6 +54,14 @@
         </w:rPr>
         <w:t>Versión consolidada y depurada</w:t>
       </w:r>
+      <w:r>
+        <w:rPr>
+          <w:i/>
+          <w:color w:val="666666"/>
+          <w:lang w:val="es-ES"/>
+        </w:rPr>
+        <w:t xml:space="preserve"> – 5.3.2</w:t>
+      </w:r>
     </w:p>
     <w:p>
       <w:pPr>
@@ -168,7 +176,19 @@
         <w:rPr>
           <w:lang w:val="es-ES"/>
         </w:rPr>
-        <w:t>y el encadenamiento actual de T1..T6.</w:t>
+        <w:t>y el encadenamiento actual de T1..T</w:t>
+      </w:r>
+      <w:r>
+        <w:rPr>
+          <w:lang w:val="es-ES"/>
+        </w:rPr>
+        <w:t>7</w:t>
+      </w:r>
+      <w:r>
+        <w:rPr>
+          <w:lang w:val="es-ES"/>
+        </w:rPr>
+        <w:t>.</w:t>
       </w:r>
     </w:p>
     <w:p>
@@ -233,15 +253,7 @@
         <w:spacing w:after="40"/>
       </w:pPr>
       <w:r>
-        <w:t xml:space="preserve">valor </w:t>
-      </w:r>
-      <w:proofErr w:type="spellStart"/>
-      <w:r>
-        <w:t>numérico</w:t>
-      </w:r>
-      <w:proofErr w:type="spellEnd"/>
-      <w:r>
-        <w:t>,</w:t>
+        <w:t>valor numérico,</w:t>
       </w:r>
     </w:p>
     <w:p>
@@ -299,15 +311,7 @@
         <w:spacing w:after="40"/>
       </w:pPr>
       <w:r>
-        <w:t xml:space="preserve">ES: </w:t>
-      </w:r>
-      <w:proofErr w:type="spellStart"/>
-      <w:r>
-        <w:t>estructura</w:t>
-      </w:r>
-      <w:proofErr w:type="spellEnd"/>
-      <w:r>
-        <w:t>,</w:t>
+        <w:t>ES: estructura,</w:t>
       </w:r>
     </w:p>
     <w:p>
@@ -430,21 +434,8 @@
         <w:spacing w:after="40"/>
       </w:pPr>
       <w:r>
-        <w:t xml:space="preserve">DD: </w:t>
-      </w:r>
-      <w:proofErr w:type="spellStart"/>
-      <w:r>
-        <w:t>dimensión</w:t>
-      </w:r>
-      <w:proofErr w:type="spellEnd"/>
-      <w:r>
-        <w:t xml:space="preserve"> </w:t>
-      </w:r>
-      <w:proofErr w:type="spellStart"/>
-      <w:r>
-        <w:t>destilada</w:t>
-      </w:r>
-      <w:proofErr w:type="spellEnd"/>
+        <w:t>DD: dimensión destilada</w:t>
+      </w:r>
     </w:p>
     <w:p>
       <w:pPr>
@@ -537,21 +528,8 @@
       <w:pPr>
         <w:spacing w:after="100" w:line="264" w:lineRule="auto"/>
       </w:pPr>
-      <w:proofErr w:type="spellStart"/>
-      <w:r>
-        <w:t>Convenciones</w:t>
-      </w:r>
-      <w:proofErr w:type="spellEnd"/>
-      <w:r>
-        <w:t xml:space="preserve"> </w:t>
-      </w:r>
-      <w:proofErr w:type="spellStart"/>
-      <w:r>
-        <w:t>cerradas</w:t>
-      </w:r>
-      <w:proofErr w:type="spellEnd"/>
-      <w:r>
-        <w:t>:</w:t>
+      <w:r>
+        <w:t>Convenciones cerradas:</w:t>
       </w:r>
     </w:p>
     <w:p>
@@ -562,19 +540,11 @@
           <w:lang w:val="es-ES"/>
         </w:rPr>
       </w:pPr>
-      <w:proofErr w:type="spellStart"/>
-      <w:r>
-        <w:rPr>
-          <w:lang w:val="es-ES"/>
-        </w:rPr>
-        <w:t>Ts</w:t>
-      </w:r>
-      <w:proofErr w:type="spellEnd"/>
-      <w:r>
-        <w:rPr>
-          <w:lang w:val="es-ES"/>
-        </w:rPr>
-        <w:t xml:space="preserve"> y k1 representan el mismo valor sintetizado,</w:t>
+      <w:r>
+        <w:rPr>
+          <w:lang w:val="es-ES"/>
+        </w:rPr>
+        <w:t>Ts y k1 representan el mismo valor sintetizado,</w:t>
       </w:r>
     </w:p>
     <w:p>
@@ -759,23 +729,7 @@
         <w:spacing w:after="100" w:line="264" w:lineRule="auto"/>
       </w:pPr>
       <w:r>
-        <w:t xml:space="preserve">Tiene </w:t>
-      </w:r>
-      <w:proofErr w:type="gramStart"/>
-      <w:r>
-        <w:t>dos</w:t>
-      </w:r>
-      <w:proofErr w:type="gramEnd"/>
-      <w:r>
-        <w:t xml:space="preserve"> </w:t>
-      </w:r>
-      <w:proofErr w:type="spellStart"/>
-      <w:r>
-        <w:t>niveles</w:t>
-      </w:r>
-      <w:proofErr w:type="spellEnd"/>
-      <w:r>
-        <w:t>:</w:t>
+        <w:t>Tiene dos niveles:</w:t>
       </w:r>
     </w:p>
     <w:p>
@@ -832,23 +786,7 @@
         <w:spacing w:after="40"/>
       </w:pPr>
       <w:r>
-        <w:t xml:space="preserve">Nivel 1: </w:t>
-      </w:r>
-      <w:proofErr w:type="spellStart"/>
-      <w:r>
-        <w:t>una</w:t>
-      </w:r>
-      <w:proofErr w:type="spellEnd"/>
-      <w:r>
-        <w:t xml:space="preserve"> </w:t>
-      </w:r>
-      <w:proofErr w:type="spellStart"/>
-      <w:r>
-        <w:t>dimensión</w:t>
-      </w:r>
-      <w:proofErr w:type="spellEnd"/>
-      <w:r>
-        <w:t xml:space="preserve"> superior</w:t>
+        <w:t>Nivel 1: una dimensión superior</w:t>
       </w:r>
     </w:p>
     <w:p>
@@ -1027,13 +965,8 @@
         <w:pStyle w:val="ListBullet"/>
         <w:spacing w:after="40"/>
       </w:pPr>
-      <w:proofErr w:type="spellStart"/>
-      <w:r>
-        <w:t>semillas</w:t>
-      </w:r>
-      <w:proofErr w:type="spellEnd"/>
-      <w:r>
-        <w:t xml:space="preserve"> locales = 3 x 4 = 12,</w:t>
+      <w:r>
+        <w:t>semillas locales = 3 x 4 = 12,</w:t>
       </w:r>
     </w:p>
     <w:p>
@@ -1053,19 +986,11 @@
           <w:lang w:val="es-ES"/>
         </w:rPr>
       </w:pPr>
-      <w:proofErr w:type="gramStart"/>
-      <w:r>
-        <w:rPr>
-          <w:lang w:val="es-ES"/>
-        </w:rPr>
-        <w:t>total</w:t>
-      </w:r>
-      <w:proofErr w:type="gramEnd"/>
-      <w:r>
-        <w:rPr>
-          <w:lang w:val="es-ES"/>
-        </w:rPr>
-        <w:t xml:space="preserve"> operativo de VO = 13 semillas.</w:t>
+      <w:r>
+        <w:rPr>
+          <w:lang w:val="es-ES"/>
+        </w:rPr>
+        <w:t>total operativo de VO = 13 semillas.</w:t>
       </w:r>
     </w:p>
     <w:p>
@@ -1205,20 +1130,7 @@
         <w:spacing w:after="40"/>
       </w:pPr>
       <w:r>
-        <w:t>n1: d</w:t>
-      </w:r>
-      <w:proofErr w:type="gramStart"/>
-      <w:r>
-        <w:t>1.(</w:t>
-      </w:r>
-      <w:proofErr w:type="spellStart"/>
-      <w:proofErr w:type="gramEnd"/>
-      <w:r>
-        <w:t>es|fn|fo</w:t>
-      </w:r>
-      <w:proofErr w:type="spellEnd"/>
-      <w:r>
-        <w:t>)</w:t>
+        <w:t>n1: d1.(es|fn|fo)</w:t>
       </w:r>
     </w:p>
     <w:p>
@@ -1294,15 +1206,7 @@
         <w:spacing w:after="40"/>
       </w:pPr>
       <w:r>
-        <w:t xml:space="preserve">S1: </w:t>
-      </w:r>
-      <w:proofErr w:type="spellStart"/>
-      <w:r>
-        <w:t>semilla</w:t>
-      </w:r>
-      <w:proofErr w:type="spellEnd"/>
-      <w:r>
-        <w:t xml:space="preserve"> global de VO</w:t>
+        <w:t>S1: semilla global de VO</w:t>
       </w:r>
     </w:p>
     <w:p>
@@ -1359,16 +1263,8 @@
         <w:rPr>
           <w:lang w:val="es-ES"/>
         </w:rPr>
-        <w:t>S6: subordinada de Tf1 con DS d</w:t>
-      </w:r>
-      <w:proofErr w:type="gramStart"/>
-      <w:r>
-        <w:rPr>
-          <w:lang w:val="es-ES"/>
-        </w:rPr>
-        <w:t>1.fn</w:t>
-      </w:r>
-      <w:proofErr w:type="gramEnd"/>
+        <w:t>S6: subordinada de Tf1 con DS d1.fn</w:t>
+      </w:r>
     </w:p>
     <w:p>
       <w:pPr>
@@ -1413,16 +1309,8 @@
         <w:rPr>
           <w:lang w:val="es-ES"/>
         </w:rPr>
-        <w:t>S9: subordinada de Tf2 con DS d</w:t>
-      </w:r>
-      <w:proofErr w:type="gramStart"/>
-      <w:r>
-        <w:rPr>
-          <w:lang w:val="es-ES"/>
-        </w:rPr>
-        <w:t>2.fn</w:t>
-      </w:r>
-      <w:proofErr w:type="gramEnd"/>
+        <w:t>S9: subordinada de Tf2 con DS d2.fn</w:t>
+      </w:r>
     </w:p>
     <w:p>
       <w:pPr>
@@ -1466,16 +1354,8 @@
         <w:rPr>
           <w:lang w:val="es-ES"/>
         </w:rPr>
-        <w:t>S12: subordinada de Tf3 con DS d</w:t>
-      </w:r>
-      <w:proofErr w:type="gramStart"/>
-      <w:r>
-        <w:rPr>
-          <w:lang w:val="es-ES"/>
-        </w:rPr>
-        <w:t>3.fn</w:t>
-      </w:r>
-      <w:proofErr w:type="gramEnd"/>
+        <w:t>S12: subordinada de Tf3 con DS d3.fn</w:t>
+      </w:r>
     </w:p>
     <w:p>
       <w:pPr>
@@ -1497,15 +1377,7 @@
         <w:spacing w:after="100" w:line="264" w:lineRule="auto"/>
       </w:pPr>
       <w:r>
-        <w:t xml:space="preserve">Regla 1-3-9 para </w:t>
-      </w:r>
-      <w:proofErr w:type="spellStart"/>
-      <w:r>
-        <w:t>lectura</w:t>
-      </w:r>
-      <w:proofErr w:type="spellEnd"/>
-      <w:r>
-        <w:t xml:space="preserve"> interna:</w:t>
+        <w:t>Regla 1-3-9 para lectura interna:</w:t>
       </w:r>
     </w:p>
     <w:p>
@@ -1560,77 +1432,35 @@
         <w:rPr>
           <w:lang w:val="es-ES"/>
         </w:rPr>
-        <w:t xml:space="preserve">Paralelismo de los 13 </w:t>
-      </w:r>
-      <w:proofErr w:type="spellStart"/>
-      <w:r>
-        <w:rPr>
-          <w:lang w:val="es-ES"/>
-        </w:rPr>
-        <w:t>transcenders</w:t>
-      </w:r>
-      <w:proofErr w:type="spellEnd"/>
-      <w:r>
-        <w:rPr>
-          <w:lang w:val="es-ES"/>
-        </w:rPr>
-        <w:t xml:space="preserve"> de la VO</w:t>
-      </w:r>
-    </w:p>
-    <w:p>
-      <w:pPr>
-        <w:spacing w:after="100" w:line="264" w:lineRule="auto"/>
-        <w:rPr>
-          <w:lang w:val="es-ES"/>
-        </w:rPr>
-      </w:pPr>
-      <w:r>
-        <w:rPr>
-          <w:lang w:val="es-ES"/>
-        </w:rPr>
-        <w:t xml:space="preserve">Cada una de las 13 semillas de la VO alimenta un transcender operativo. Los 13 </w:t>
-      </w:r>
-      <w:proofErr w:type="spellStart"/>
-      <w:r>
-        <w:rPr>
-          <w:lang w:val="es-ES"/>
-        </w:rPr>
-        <w:t>transcenders</w:t>
-      </w:r>
-      <w:proofErr w:type="spellEnd"/>
-      <w:r>
-        <w:rPr>
-          <w:lang w:val="es-ES"/>
-        </w:rPr>
-        <w:t xml:space="preserve"> operan en paralelo bajo el mismo reloj del sistema.</w:t>
-      </w:r>
-    </w:p>
-    <w:p>
-      <w:pPr>
-        <w:spacing w:after="100" w:line="264" w:lineRule="auto"/>
-        <w:rPr>
-          <w:lang w:val="es-ES"/>
-        </w:rPr>
-      </w:pPr>
-      <w:r>
-        <w:rPr>
-          <w:lang w:val="es-ES"/>
-        </w:rPr>
-        <w:t xml:space="preserve">Estos 13 </w:t>
-      </w:r>
-      <w:proofErr w:type="spellStart"/>
-      <w:r>
-        <w:rPr>
-          <w:lang w:val="es-ES"/>
-        </w:rPr>
-        <w:t>transcenders</w:t>
-      </w:r>
-      <w:proofErr w:type="spellEnd"/>
-      <w:r>
-        <w:rPr>
-          <w:lang w:val="es-ES"/>
-        </w:rPr>
-        <w:t xml:space="preserve"> comparten trits y dimensiones comunes, especialmente el OV (contador global) y el vector de anclaje rector VA.</w:t>
+        <w:t>Paralelismo de los 13 transcenders de la VO</w:t>
+      </w:r>
+    </w:p>
+    <w:p>
+      <w:pPr>
+        <w:spacing w:after="100" w:line="264" w:lineRule="auto"/>
+        <w:rPr>
+          <w:lang w:val="es-ES"/>
+        </w:rPr>
+      </w:pPr>
+      <w:r>
+        <w:rPr>
+          <w:lang w:val="es-ES"/>
+        </w:rPr>
+        <w:t>Cada una de las 13 semillas de la VO alimenta un transcender operativo. Los 13 transcenders operan en paralelo bajo el mismo reloj del sistema.</w:t>
+      </w:r>
+    </w:p>
+    <w:p>
+      <w:pPr>
+        <w:spacing w:after="100" w:line="264" w:lineRule="auto"/>
+        <w:rPr>
+          <w:lang w:val="es-ES"/>
+        </w:rPr>
+      </w:pPr>
+      <w:r>
+        <w:rPr>
+          <w:lang w:val="es-ES"/>
+        </w:rPr>
+        <w:t>Estos 13 transcenders comparten trits y dimensiones comunes, especialmente el OV (contador global) y el vector de anclaje rector VA.</w:t>
       </w:r>
     </w:p>
     <w:p>
@@ -1928,49 +1758,21 @@
         <w:rPr>
           <w:lang w:val="es-ES"/>
         </w:rPr>
-        <w:t xml:space="preserve">Cuando un canal, una cara o una ventana terminan en E = 0, el resultado no se descarta ni se considera cerrado. El dominio parcialmente resuelto puede proyectarse a la siguiente ventana como </w:t>
-      </w:r>
-      <w:proofErr w:type="spellStart"/>
-      <w:r>
-        <w:rPr>
-          <w:lang w:val="es-ES"/>
-        </w:rPr>
-        <w:t>carry</w:t>
-      </w:r>
-      <w:proofErr w:type="spellEnd"/>
-      <w:r>
-        <w:rPr>
-          <w:lang w:val="es-ES"/>
-        </w:rPr>
-        <w:t>.</w:t>
-      </w:r>
-    </w:p>
-    <w:p>
-      <w:pPr>
-        <w:spacing w:after="100" w:line="264" w:lineRule="auto"/>
-        <w:rPr>
-          <w:lang w:val="es-ES"/>
-        </w:rPr>
-      </w:pPr>
-      <w:r>
-        <w:rPr>
-          <w:lang w:val="es-ES"/>
-        </w:rPr>
-        <w:t xml:space="preserve">El </w:t>
-      </w:r>
-      <w:proofErr w:type="spellStart"/>
-      <w:r>
-        <w:rPr>
-          <w:lang w:val="es-ES"/>
-        </w:rPr>
-        <w:t>carry</w:t>
-      </w:r>
-      <w:proofErr w:type="spellEnd"/>
-      <w:r>
-        <w:rPr>
-          <w:lang w:val="es-ES"/>
-        </w:rPr>
-        <w:t xml:space="preserve"> conserva dominio, no un valor cerrado. La ventana siguiente recibe una restricción heredada que debe seguir resolviéndose.</w:t>
+        <w:t>Cuando un canal, una cara o una ventana terminan en E = 0, el resultado no se descarta ni se considera cerrado. El dominio parcialmente resuelto puede proyectarse a la siguiente ventana como carry.</w:t>
+      </w:r>
+    </w:p>
+    <w:p>
+      <w:pPr>
+        <w:spacing w:after="100" w:line="264" w:lineRule="auto"/>
+        <w:rPr>
+          <w:lang w:val="es-ES"/>
+        </w:rPr>
+      </w:pPr>
+      <w:r>
+        <w:rPr>
+          <w:lang w:val="es-ES"/>
+        </w:rPr>
+        <w:t>El carry conserva dominio, no un valor cerrado. La ventana siguiente recibe una restricción heredada que debe seguir resolviéndose.</w:t>
       </w:r>
     </w:p>
     <w:p>
@@ -1998,16 +1800,8 @@
         <w:rPr>
           <w:lang w:val="es-ES"/>
         </w:rPr>
-        <w:t xml:space="preserve">4.2 Invariante de no </w:t>
-      </w:r>
-      <w:proofErr w:type="spellStart"/>
-      <w:r>
-        <w:rPr>
-          <w:lang w:val="es-ES"/>
-        </w:rPr>
-        <w:t>autoreferencia</w:t>
-      </w:r>
-      <w:proofErr w:type="spellEnd"/>
+        <w:t>4.2 Invariante de no autoreferencia</w:t>
+      </w:r>
     </w:p>
     <w:p>
       <w:pPr>
@@ -2039,19 +1833,11 @@
           <w:lang w:val="es-ES"/>
         </w:rPr>
       </w:pPr>
-      <w:proofErr w:type="spellStart"/>
-      <w:r>
-        <w:rPr>
-          <w:lang w:val="es-ES"/>
-        </w:rPr>
-        <w:t>si</w:t>
-      </w:r>
-      <w:proofErr w:type="spellEnd"/>
-      <w:r>
-        <w:rPr>
-          <w:lang w:val="es-ES"/>
-        </w:rPr>
-        <w:t xml:space="preserve"> ES apunta a sí mismo, hay error estructural,</w:t>
+      <w:r>
+        <w:rPr>
+          <w:lang w:val="es-ES"/>
+        </w:rPr>
+        <w:t>si ES apunta a sí mismo, hay error estructural,</w:t>
       </w:r>
     </w:p>
     <w:p>
@@ -2174,21 +1960,8 @@
       <w:pPr>
         <w:spacing w:after="100" w:line="264" w:lineRule="auto"/>
       </w:pPr>
-      <w:proofErr w:type="spellStart"/>
-      <w:r>
-        <w:t>Secuencia</w:t>
-      </w:r>
-      <w:proofErr w:type="spellEnd"/>
-      <w:r>
-        <w:t xml:space="preserve"> actual de </w:t>
-      </w:r>
-      <w:proofErr w:type="spellStart"/>
-      <w:r>
-        <w:t>avance</w:t>
-      </w:r>
-      <w:proofErr w:type="spellEnd"/>
-      <w:r>
-        <w:t>:</w:t>
+      <w:r>
+        <w:t>Secuencia actual de avance:</w:t>
       </w:r>
     </w:p>
     <w:tbl>
@@ -3015,21 +2788,8 @@
         <w:spacing w:after="40"/>
       </w:pPr>
       <w:r>
-        <w:t xml:space="preserve">Estado E: </w:t>
-      </w:r>
-      <w:proofErr w:type="spellStart"/>
-      <w:r>
-        <w:t>coherencia</w:t>
-      </w:r>
-      <w:proofErr w:type="spellEnd"/>
-      <w:r>
-        <w:t xml:space="preserve"> del </w:t>
-      </w:r>
-      <w:proofErr w:type="spellStart"/>
-      <w:r>
-        <w:t>dominio</w:t>
-      </w:r>
-      <w:proofErr w:type="spellEnd"/>
+        <w:t>Estado E: coherencia del dominio</w:t>
+      </w:r>
     </w:p>
     <w:p>
       <w:pPr>
@@ -3109,21 +2869,7 @@
         <w:rPr>
           <w:lang w:val="es-ES"/>
         </w:rPr>
-        <w:t xml:space="preserve">un ordenador o contador local que fija quién es </w:t>
-      </w:r>
-      <w:proofErr w:type="spellStart"/>
-      <w:r>
-        <w:rPr>
-          <w:lang w:val="es-ES"/>
-        </w:rPr>
-        <w:t>ES</w:t>
-      </w:r>
-      <w:proofErr w:type="spellEnd"/>
-      <w:r>
-        <w:rPr>
-          <w:lang w:val="es-ES"/>
-        </w:rPr>
-        <w:t>,</w:t>
+        <w:t>un ordenador o contador local que fija quién es ES,</w:t>
       </w:r>
     </w:p>
     <w:p>
@@ -3153,35 +2899,7 @@
         <w:rPr>
           <w:lang w:val="es-ES"/>
         </w:rPr>
-        <w:t xml:space="preserve">un </w:t>
-      </w:r>
-      <w:proofErr w:type="spellStart"/>
-      <w:r>
-        <w:rPr>
-          <w:lang w:val="es-ES"/>
-        </w:rPr>
-        <w:t>flag</w:t>
-      </w:r>
-      <w:proofErr w:type="spellEnd"/>
-      <w:r>
-        <w:rPr>
-          <w:lang w:val="es-ES"/>
-        </w:rPr>
-        <w:t xml:space="preserve"> de error por </w:t>
-      </w:r>
-      <w:proofErr w:type="spellStart"/>
-      <w:r>
-        <w:rPr>
-          <w:lang w:val="es-ES"/>
-        </w:rPr>
-        <w:t>autoreferencia</w:t>
-      </w:r>
-      <w:proofErr w:type="spellEnd"/>
-      <w:r>
-        <w:rPr>
-          <w:lang w:val="es-ES"/>
-        </w:rPr>
-        <w:t>,</w:t>
+        <w:t>un flag de error por autoreferencia,</w:t>
       </w:r>
     </w:p>
     <w:p>
@@ -3258,19 +2976,11 @@
           <w:lang w:val="es-ES"/>
         </w:rPr>
       </w:pPr>
-      <w:proofErr w:type="spellStart"/>
-      <w:r>
-        <w:rPr>
-          <w:lang w:val="es-ES"/>
-        </w:rPr>
-        <w:t>aplicarContador</w:t>
-      </w:r>
-      <w:proofErr w:type="spellEnd"/>
-      <w:r>
-        <w:rPr>
-          <w:lang w:val="es-ES"/>
-        </w:rPr>
-        <w:t>(contador): rota las tres dimensiones del vector según los tres trits del contador.</w:t>
+      <w:r>
+        <w:rPr>
+          <w:lang w:val="es-ES"/>
+        </w:rPr>
+        <w:t>aplicarContador(contador): rota las tres dimensiones del vector según los tres trits del contador.</w:t>
       </w:r>
     </w:p>
     <w:p>
@@ -3483,16 +3193,8 @@
         <w:rPr>
           <w:lang w:val="es-ES"/>
         </w:rPr>
-        <w:t xml:space="preserve">6.1.1 Tablas de verdad normativas del </w:t>
-      </w:r>
-      <w:proofErr w:type="spellStart"/>
-      <w:r>
-        <w:rPr>
-          <w:lang w:val="es-ES"/>
-        </w:rPr>
-        <w:t>Tr</w:t>
-      </w:r>
-      <w:proofErr w:type="spellEnd"/>
+        <w:t>6.1.1 Tablas de verdad normativas del Tr</w:t>
+      </w:r>
     </w:p>
     <w:p>
       <w:pPr>
@@ -10916,21 +10618,7 @@
         <w:rPr>
           <w:lang w:val="es-ES"/>
         </w:rPr>
-        <w:t xml:space="preserve">Un </w:t>
-      </w:r>
-      <w:proofErr w:type="spellStart"/>
-      <w:r>
-        <w:rPr>
-          <w:lang w:val="es-ES"/>
-        </w:rPr>
-        <w:t>PairTrigate</w:t>
-      </w:r>
-      <w:proofErr w:type="spellEnd"/>
-      <w:r>
-        <w:rPr>
-          <w:lang w:val="es-ES"/>
-        </w:rPr>
-        <w:t xml:space="preserve"> está formado por dos Trigates enlazados:</w:t>
+        <w:t>Un PairTrigate está formado por dos Trigates enlazados:</w:t>
       </w:r>
     </w:p>
     <w:p>
@@ -10939,13 +10627,8 @@
         <w:spacing w:after="40"/>
       </w:pPr>
       <w:r>
-        <w:t xml:space="preserve">trigate de </w:t>
-      </w:r>
-      <w:proofErr w:type="spellStart"/>
-      <w:r>
-        <w:t>función</w:t>
-      </w:r>
-      <w:proofErr w:type="spellEnd"/>
+        <w:t>trigate de función</w:t>
+      </w:r>
     </w:p>
     <w:p>
       <w:pPr>
@@ -11014,15 +10697,7 @@
         <w:spacing w:after="100" w:line="264" w:lineRule="auto"/>
       </w:pPr>
       <w:r>
-        <w:t xml:space="preserve">Entrada del </w:t>
-      </w:r>
-      <w:proofErr w:type="spellStart"/>
-      <w:r>
-        <w:t>PairTrigate</w:t>
-      </w:r>
-      <w:proofErr w:type="spellEnd"/>
-      <w:r>
-        <w:t>:</w:t>
+        <w:t>Entrada del PairTrigate:</w:t>
       </w:r>
     </w:p>
     <w:p>
@@ -11059,19 +10734,11 @@
           <w:lang w:val="es-ES"/>
         </w:rPr>
       </w:pPr>
-      <w:proofErr w:type="spellStart"/>
-      <w:r>
-        <w:rPr>
-          <w:lang w:val="es-ES"/>
-        </w:rPr>
-        <w:t>salidaFO</w:t>
-      </w:r>
-      <w:proofErr w:type="spellEnd"/>
-      <w:r>
-        <w:rPr>
-          <w:lang w:val="es-ES"/>
-        </w:rPr>
-        <w:t xml:space="preserve"> = R del trigate de forma</w:t>
+      <w:r>
+        <w:rPr>
+          <w:lang w:val="es-ES"/>
+        </w:rPr>
+        <w:t>salidaFO = R del trigate de forma</w:t>
       </w:r>
     </w:p>
     <w:p>
@@ -11082,19 +10749,11 @@
           <w:lang w:val="es-ES"/>
         </w:rPr>
       </w:pPr>
-      <w:proofErr w:type="spellStart"/>
-      <w:r>
-        <w:rPr>
-          <w:lang w:val="es-ES"/>
-        </w:rPr>
-        <w:t>salidaFN</w:t>
-      </w:r>
-      <w:proofErr w:type="spellEnd"/>
-      <w:r>
-        <w:rPr>
-          <w:lang w:val="es-ES"/>
-        </w:rPr>
-        <w:t xml:space="preserve"> = M del trigate de función</w:t>
+      <w:r>
+        <w:rPr>
+          <w:lang w:val="es-ES"/>
+        </w:rPr>
+        <w:t>salidaFN = M del trigate de función</w:t>
       </w:r>
     </w:p>
     <w:p>
@@ -11181,21 +10840,7 @@
         <w:rPr>
           <w:lang w:val="es-ES"/>
         </w:rPr>
-        <w:t xml:space="preserve">FO se forma con las salidas R de los tres </w:t>
-      </w:r>
-      <w:proofErr w:type="spellStart"/>
-      <w:r>
-        <w:rPr>
-          <w:lang w:val="es-ES"/>
-        </w:rPr>
-        <w:t>PairTrigates</w:t>
-      </w:r>
-      <w:proofErr w:type="spellEnd"/>
-      <w:r>
-        <w:rPr>
-          <w:lang w:val="es-ES"/>
-        </w:rPr>
-        <w:t>,</w:t>
+        <w:t>FO se forma con las salidas R de los tres PairTrigates,</w:t>
       </w:r>
     </w:p>
     <w:p>
@@ -11210,21 +10855,7 @@
         <w:rPr>
           <w:lang w:val="es-ES"/>
         </w:rPr>
-        <w:t xml:space="preserve">FN se forma con las salidas M de los tres </w:t>
-      </w:r>
-      <w:proofErr w:type="spellStart"/>
-      <w:r>
-        <w:rPr>
-          <w:lang w:val="es-ES"/>
-        </w:rPr>
-        <w:t>PairTrigates</w:t>
-      </w:r>
-      <w:proofErr w:type="spellEnd"/>
-      <w:r>
-        <w:rPr>
-          <w:lang w:val="es-ES"/>
-        </w:rPr>
-        <w:t xml:space="preserve"> de función,</w:t>
+        <w:t>FN se forma con las salidas M de los tres PairTrigates de función,</w:t>
       </w:r>
     </w:p>
     <w:p>
@@ -11324,13 +10955,8 @@
         <w:pStyle w:val="ListBullet"/>
         <w:spacing w:after="40"/>
       </w:pPr>
-      <w:proofErr w:type="spellStart"/>
-      <w:r>
-        <w:t>emergencia</w:t>
-      </w:r>
-      <w:proofErr w:type="spellEnd"/>
-      <w:r>
-        <w:t xml:space="preserve"> FO</w:t>
+      <w:r>
+        <w:t>emergencia FO</w:t>
       </w:r>
     </w:p>
     <w:p>
@@ -11367,19 +10993,11 @@
           <w:lang w:val="es-ES"/>
         </w:rPr>
       </w:pPr>
-      <w:proofErr w:type="spellStart"/>
-      <w:r>
-        <w:rPr>
-          <w:lang w:val="es-ES"/>
-        </w:rPr>
-        <w:t>Ts</w:t>
-      </w:r>
-      <w:proofErr w:type="spellEnd"/>
-      <w:r>
-        <w:rPr>
-          <w:lang w:val="es-ES"/>
-        </w:rPr>
-        <w:t xml:space="preserve"> o k1: trit sintetizado principal</w:t>
+      <w:r>
+        <w:rPr>
+          <w:lang w:val="es-ES"/>
+        </w:rPr>
+        <w:t>Ts o k1: trit sintetizado principal</w:t>
       </w:r>
     </w:p>
     <w:p>
@@ -11403,21 +11021,8 @@
         <w:spacing w:after="40"/>
       </w:pPr>
       <w:r>
-        <w:t xml:space="preserve">E: </w:t>
-      </w:r>
-      <w:proofErr w:type="spellStart"/>
-      <w:r>
-        <w:t>estado</w:t>
-      </w:r>
-      <w:proofErr w:type="spellEnd"/>
-      <w:r>
-        <w:t xml:space="preserve"> de </w:t>
-      </w:r>
-      <w:proofErr w:type="spellStart"/>
-      <w:r>
-        <w:t>coherencia</w:t>
-      </w:r>
-      <w:proofErr w:type="spellEnd"/>
+        <w:t>E: estado de coherencia</w:t>
+      </w:r>
     </w:p>
     <w:p>
       <w:pPr>
@@ -11469,19 +11074,11 @@
           <w:lang w:val="es-ES"/>
         </w:rPr>
       </w:pPr>
-      <w:proofErr w:type="spellStart"/>
-      <w:r>
-        <w:rPr>
-          <w:lang w:val="es-ES"/>
-        </w:rPr>
-        <w:t>Ts</w:t>
-      </w:r>
-      <w:proofErr w:type="spellEnd"/>
-      <w:r>
-        <w:rPr>
-          <w:lang w:val="es-ES"/>
-        </w:rPr>
-        <w:t>/k1 representa la media aritmética discretizada del patrón de forma</w:t>
+      <w:r>
+        <w:rPr>
+          <w:lang w:val="es-ES"/>
+        </w:rPr>
+        <w:t>Ts/k1 representa la media aritmética discretizada del patrón de forma</w:t>
       </w:r>
     </w:p>
     <w:p>
@@ -11515,19 +11112,11 @@
           <w:lang w:val="es-ES"/>
         </w:rPr>
       </w:pPr>
-      <w:proofErr w:type="spellStart"/>
-      <w:r>
-        <w:rPr>
-          <w:lang w:val="es-ES"/>
-        </w:rPr>
-        <w:t>Ts</w:t>
-      </w:r>
-      <w:proofErr w:type="spellEnd"/>
-      <w:r>
-        <w:rPr>
-          <w:lang w:val="es-ES"/>
-        </w:rPr>
-        <w:t>/k1 representa el tipo de espacio lógico de operación</w:t>
+      <w:r>
+        <w:rPr>
+          <w:lang w:val="es-ES"/>
+        </w:rPr>
+        <w:t>Ts/k1 representa el tipo de espacio lógico de operación</w:t>
       </w:r>
     </w:p>
     <w:p>
@@ -11561,19 +11150,11 @@
           <w:lang w:val="es-ES"/>
         </w:rPr>
       </w:pPr>
-      <w:proofErr w:type="spellStart"/>
-      <w:r>
-        <w:rPr>
-          <w:lang w:val="es-ES"/>
-        </w:rPr>
-        <w:t>Ts</w:t>
-      </w:r>
-      <w:proofErr w:type="spellEnd"/>
-      <w:r>
-        <w:rPr>
-          <w:lang w:val="es-ES"/>
-        </w:rPr>
-        <w:t xml:space="preserve"> representa la estructura sintetizada del eje ES</w:t>
+      <w:r>
+        <w:rPr>
+          <w:lang w:val="es-ES"/>
+        </w:rPr>
+        <w:t>Ts representa la estructura sintetizada del eje ES</w:t>
       </w:r>
     </w:p>
     <w:p>
@@ -11616,21 +11197,7 @@
         <w:rPr>
           <w:lang w:val="es-ES"/>
         </w:rPr>
-        <w:t xml:space="preserve">Las FE de FO y FN comparten la misma tabla de emergencia para el cálculo de </w:t>
-      </w:r>
-      <w:proofErr w:type="spellStart"/>
-      <w:r>
-        <w:rPr>
-          <w:lang w:val="es-ES"/>
-        </w:rPr>
-        <w:t>Ts</w:t>
-      </w:r>
-      <w:proofErr w:type="spellEnd"/>
-      <w:r>
-        <w:rPr>
-          <w:lang w:val="es-ES"/>
-        </w:rPr>
-        <w:t>/k1 y del estado E. Lo que cambia entre ambos canales es la interpretación semántica de k2 y k3.</w:t>
+        <w:t>Las FE de FO y FN comparten la misma tabla de emergencia para el cálculo de Ts/k1 y del estado E. Lo que cambia entre ambos canales es la interpretación semántica de k2 y k3.</w:t>
       </w:r>
     </w:p>
     <w:p>
@@ -11659,21 +11226,7 @@
         <w:rPr>
           <w:lang w:val="es-ES"/>
         </w:rPr>
-        <w:t xml:space="preserve">La entrada de una FE es una DD de tres trits. El orden de los tres trits no altera el resultado de </w:t>
-      </w:r>
-      <w:proofErr w:type="spellStart"/>
-      <w:r>
-        <w:rPr>
-          <w:lang w:val="es-ES"/>
-        </w:rPr>
-        <w:t>Ts</w:t>
-      </w:r>
-      <w:proofErr w:type="spellEnd"/>
-      <w:r>
-        <w:rPr>
-          <w:lang w:val="es-ES"/>
-        </w:rPr>
-        <w:t>, por lo que la tabla se interpreta por multiconjunto ordenado.</w:t>
+        <w:t>La entrada de una FE es una DD de tres trits. El orden de los tres trits no altera el resultado de Ts, por lo que la tabla se interpreta por multiconjunto ordenado.</w:t>
       </w:r>
     </w:p>
     <w:tbl>
@@ -13051,21 +12604,7 @@
         <w:rPr>
           <w:lang w:val="es-ES"/>
         </w:rPr>
-        <w:t xml:space="preserve">Una vez obtenido </w:t>
-      </w:r>
-      <w:proofErr w:type="spellStart"/>
-      <w:r>
-        <w:rPr>
-          <w:lang w:val="es-ES"/>
-        </w:rPr>
-        <w:t>Ts</w:t>
-      </w:r>
-      <w:proofErr w:type="spellEnd"/>
-      <w:r>
-        <w:rPr>
-          <w:lang w:val="es-ES"/>
-        </w:rPr>
-        <w:t>/k1 y calculados k2 y k3, la DKC determina la lógica sintetizada del canal:</w:t>
+        <w:t>Una vez obtenido Ts/k1 y calculados k2 y k3, la DKC determina la lógica sintetizada del canal:</w:t>
       </w:r>
     </w:p>
     <w:tbl>
@@ -14318,15 +13857,7 @@
         <w:pStyle w:val="Heading3"/>
       </w:pPr>
       <w:r>
-        <w:t xml:space="preserve">7.3.4 Caso </w:t>
-      </w:r>
-      <w:proofErr w:type="spellStart"/>
-      <w:r>
-        <w:t>estructural</w:t>
-      </w:r>
-      <w:proofErr w:type="spellEnd"/>
-      <w:r>
-        <w:t xml:space="preserve"> de FE_ES</w:t>
+        <w:t>7.3.4 Caso estructural de FE_ES</w:t>
       </w:r>
     </w:p>
     <w:p>
@@ -14337,19 +13868,11 @@
           <w:lang w:val="es-ES"/>
         </w:rPr>
       </w:pPr>
-      <w:proofErr w:type="spellStart"/>
-      <w:r>
-        <w:rPr>
-          <w:lang w:val="es-ES"/>
-        </w:rPr>
-        <w:t>Ts</w:t>
-      </w:r>
-      <w:proofErr w:type="spellEnd"/>
-      <w:r>
-        <w:rPr>
-          <w:lang w:val="es-ES"/>
-        </w:rPr>
-        <w:t xml:space="preserve"> representa el valor estructural sintetizado,</w:t>
+      <w:r>
+        <w:rPr>
+          <w:lang w:val="es-ES"/>
+        </w:rPr>
+        <w:t>Ts representa el valor estructural sintetizado,</w:t>
       </w:r>
     </w:p>
     <w:p>
@@ -14484,15 +14007,7 @@
         <w:pStyle w:val="Heading2"/>
       </w:pPr>
       <w:r>
-        <w:t xml:space="preserve">8.1 Entradas de </w:t>
-      </w:r>
-      <w:proofErr w:type="spellStart"/>
-      <w:r>
-        <w:t>una</w:t>
-      </w:r>
-      <w:proofErr w:type="spellEnd"/>
-      <w:r>
-        <w:t xml:space="preserve"> cara</w:t>
+        <w:t>8.1 Entradas de una cara</w:t>
       </w:r>
     </w:p>
     <w:p>
@@ -14592,21 +14107,19 @@
         <w:rPr>
           <w:lang w:val="es-ES"/>
         </w:rPr>
-        <w:t xml:space="preserve">en cada ciclo, T6 emite </w:t>
-      </w:r>
-      <w:proofErr w:type="spellStart"/>
-      <w:r>
-        <w:rPr>
-          <w:lang w:val="es-ES"/>
-        </w:rPr>
-        <w:t>C_global</w:t>
-      </w:r>
-      <w:proofErr w:type="spellEnd"/>
-      <w:r>
-        <w:rPr>
-          <w:lang w:val="es-ES"/>
-        </w:rPr>
-        <w:t xml:space="preserve"> y ese comando asigna el modo efectivo de cada cara activa,</w:t>
+        <w:t>en cada ciclo, T</w:t>
+      </w:r>
+      <w:r>
+        <w:rPr>
+          <w:lang w:val="es-ES"/>
+        </w:rPr>
+        <w:t>7</w:t>
+      </w:r>
+      <w:r>
+        <w:rPr>
+          <w:lang w:val="es-ES"/>
+        </w:rPr>
+        <w:t xml:space="preserve"> emite C_global y ese comando asigna el modo efectivo de cada cara activa,</w:t>
       </w:r>
     </w:p>
     <w:p>
@@ -14621,7 +14134,19 @@
         <w:rPr>
           <w:lang w:val="es-ES"/>
         </w:rPr>
-        <w:t>la topología T1..T6 define funciones estables de cara, no un modo inmutable,</w:t>
+        <w:t>la topología T1..T</w:t>
+      </w:r>
+      <w:r>
+        <w:rPr>
+          <w:lang w:val="es-ES"/>
+        </w:rPr>
+        <w:t>7</w:t>
+      </w:r>
+      <w:r>
+        <w:rPr>
+          <w:lang w:val="es-ES"/>
+        </w:rPr>
+        <w:t xml:space="preserve"> define funciones estables de cara, no un modo inmutable,</w:t>
       </w:r>
     </w:p>
     <w:p>
@@ -14636,21 +14161,7 @@
         <w:rPr>
           <w:lang w:val="es-ES"/>
         </w:rPr>
-        <w:t xml:space="preserve">si no hay </w:t>
-      </w:r>
-      <w:proofErr w:type="spellStart"/>
-      <w:r>
-        <w:rPr>
-          <w:lang w:val="es-ES"/>
-        </w:rPr>
-        <w:t>C_global</w:t>
-      </w:r>
-      <w:proofErr w:type="spellEnd"/>
-      <w:r>
-        <w:rPr>
-          <w:lang w:val="es-ES"/>
-        </w:rPr>
-        <w:t xml:space="preserve"> válido, el sistema usa el modo nominal de seguridad: T1=0, T2=1, T3=2, T4=0, T5=0, T6=0.</w:t>
+        <w:t>si no hay C_global válido, el sistema usa el modo nominal de seguridad: T1=0, T2=1, T3=2, T4=0, T5=0, T6=0.</w:t>
       </w:r>
     </w:p>
     <w:p>
@@ -14674,19 +14185,11 @@
           <w:lang w:val="es-ES"/>
         </w:rPr>
       </w:pPr>
-      <w:proofErr w:type="spellStart"/>
-      <w:r>
-        <w:rPr>
-          <w:lang w:val="es-ES"/>
-        </w:rPr>
-        <w:t>SalidaConocimiento</w:t>
-      </w:r>
-      <w:proofErr w:type="spellEnd"/>
-      <w:r>
-        <w:rPr>
-          <w:lang w:val="es-ES"/>
-        </w:rPr>
-        <w:t>:</w:t>
+      <w:r>
+        <w:rPr>
+          <w:lang w:val="es-ES"/>
+        </w:rPr>
+        <w:t>SalidaConocimiento:</w:t>
       </w:r>
     </w:p>
     <w:p>
@@ -14695,13 +14198,8 @@
         <w:spacing w:after="40"/>
       </w:pPr>
       <w:r>
-        <w:t xml:space="preserve">OV </w:t>
-      </w:r>
-      <w:proofErr w:type="spellStart"/>
-      <w:r>
-        <w:t>sincronizado</w:t>
-      </w:r>
-      <w:proofErr w:type="spellEnd"/>
+        <w:t>OV sincronizado</w:t>
+      </w:r>
     </w:p>
     <w:p>
       <w:pPr>
@@ -14768,23 +14266,7 @@
         <w:pStyle w:val="Heading2"/>
       </w:pPr>
       <w:r>
-        <w:t xml:space="preserve">8.4 </w:t>
-      </w:r>
-      <w:proofErr w:type="spellStart"/>
-      <w:r>
-        <w:t>Operación</w:t>
-      </w:r>
-      <w:proofErr w:type="spellEnd"/>
-      <w:r>
-        <w:t xml:space="preserve"> </w:t>
-      </w:r>
-      <w:proofErr w:type="spellStart"/>
-      <w:r>
-        <w:t>por</w:t>
-      </w:r>
-      <w:proofErr w:type="spellEnd"/>
-      <w:r>
-        <w:t xml:space="preserve"> modo</w:t>
+        <w:t>8.4 Operación por modo</w:t>
       </w:r>
     </w:p>
     <w:p>
@@ -14852,21 +14334,7 @@
         <w:rPr>
           <w:lang w:val="es-ES"/>
         </w:rPr>
-        <w:t xml:space="preserve">Se construye la RLE con los tres </w:t>
-      </w:r>
-      <w:proofErr w:type="spellStart"/>
-      <w:r>
-        <w:rPr>
-          <w:lang w:val="es-ES"/>
-        </w:rPr>
-        <w:t>Ts</w:t>
-      </w:r>
-      <w:proofErr w:type="spellEnd"/>
-      <w:r>
-        <w:rPr>
-          <w:lang w:val="es-ES"/>
-        </w:rPr>
-        <w:t>.</w:t>
+        <w:t>Se construye la RLE con los tres Ts.</w:t>
       </w:r>
     </w:p>
     <w:p>
@@ -14904,13 +14372,8 @@
         <w:pStyle w:val="Heading3"/>
       </w:pPr>
       <w:r>
-        <w:t xml:space="preserve">Modo </w:t>
-      </w:r>
-      <w:proofErr w:type="spellStart"/>
-      <w:r>
-        <w:t>sintetización</w:t>
-      </w:r>
-      <w:proofErr w:type="spellEnd"/>
+        <w:t>Modo sintetización</w:t>
+      </w:r>
     </w:p>
     <w:p>
       <w:pPr>
@@ -14939,21 +14402,7 @@
         <w:rPr>
           <w:lang w:val="es-ES"/>
         </w:rPr>
-        <w:t xml:space="preserve">La cara recompone </w:t>
-      </w:r>
-      <w:proofErr w:type="spellStart"/>
-      <w:r>
-        <w:rPr>
-          <w:lang w:val="es-ES"/>
-        </w:rPr>
-        <w:t>dimensiónSuperior</w:t>
-      </w:r>
-      <w:proofErr w:type="spellEnd"/>
-      <w:r>
-        <w:rPr>
-          <w:lang w:val="es-ES"/>
-        </w:rPr>
-        <w:t xml:space="preserve"> desde k1 de cada canal.</w:t>
+        <w:t>La cara recompone dimensiónSuperior desde k1 de cada canal.</w:t>
       </w:r>
     </w:p>
     <w:p>
@@ -14968,21 +14417,7 @@
         <w:rPr>
           <w:lang w:val="es-ES"/>
         </w:rPr>
-        <w:t xml:space="preserve">El contador se sincroniza con los roles de la </w:t>
-      </w:r>
-      <w:proofErr w:type="spellStart"/>
-      <w:r>
-        <w:rPr>
-          <w:lang w:val="es-ES"/>
-        </w:rPr>
-        <w:t>dimensiónSuperior</w:t>
-      </w:r>
-      <w:proofErr w:type="spellEnd"/>
-      <w:r>
-        <w:rPr>
-          <w:lang w:val="es-ES"/>
-        </w:rPr>
-        <w:t>.</w:t>
+        <w:t>El contador se sincroniza con los roles de la dimensiónSuperior.</w:t>
       </w:r>
     </w:p>
     <w:p>
@@ -15055,7 +14490,19 @@
         <w:rPr>
           <w:lang w:val="es-ES"/>
         </w:rPr>
-        <w:t>A_S entre Evolver y Control CSP,</w:t>
+        <w:t>A_</w:t>
+      </w:r>
+      <w:r>
+        <w:rPr>
+          <w:lang w:val="es-ES"/>
+        </w:rPr>
+        <w:t>RLE</w:t>
+      </w:r>
+      <w:r>
+        <w:rPr>
+          <w:lang w:val="es-ES"/>
+        </w:rPr>
+        <w:t xml:space="preserve"> entre Evolver y Control CSP,</w:t>
       </w:r>
     </w:p>
     <w:p>
@@ -15130,35 +14577,7 @@
         <w:rPr>
           <w:lang w:val="es-ES"/>
         </w:rPr>
-        <w:t xml:space="preserve">Con la terna (A_DS, A_OV, A_S) ya acoplada, la cara ejecuta la reconstrucción </w:t>
-      </w:r>
-      <w:proofErr w:type="spellStart"/>
-      <w:r>
-        <w:rPr>
-          <w:lang w:val="es-ES"/>
-        </w:rPr>
-        <w:t>x_hat</w:t>
-      </w:r>
-      <w:proofErr w:type="spellEnd"/>
-      <w:r>
-        <w:rPr>
-          <w:lang w:val="es-ES"/>
-        </w:rPr>
-        <w:t xml:space="preserve"> = </w:t>
-      </w:r>
-      <w:proofErr w:type="gramStart"/>
-      <w:r>
-        <w:rPr>
-          <w:lang w:val="es-ES"/>
-        </w:rPr>
-        <w:t>Phi(</w:t>
-      </w:r>
-      <w:proofErr w:type="gramEnd"/>
-      <w:r>
-        <w:rPr>
-          <w:lang w:val="es-ES"/>
-        </w:rPr>
-        <w:t>A_DS, A_OV, A_S) y obtiene un vector candidato.</w:t>
+        <w:t>Con la terna (A_DS, A_OV, A_S) ya acoplada, la cara ejecuta la reconstrucción x_hat = Phi(A_DS, A_OV, A_S) y obtiene un vector candidato.</w:t>
       </w:r>
     </w:p>
     <w:p>
@@ -15180,21 +14599,8 @@
       <w:pPr>
         <w:spacing w:after="100" w:line="264" w:lineRule="auto"/>
       </w:pPr>
-      <w:proofErr w:type="spellStart"/>
-      <w:r>
-        <w:t>Resultado</w:t>
-      </w:r>
-      <w:proofErr w:type="spellEnd"/>
-      <w:r>
-        <w:t xml:space="preserve"> de la </w:t>
-      </w:r>
-      <w:proofErr w:type="spellStart"/>
-      <w:r>
-        <w:t>extensión</w:t>
-      </w:r>
-      <w:proofErr w:type="spellEnd"/>
-      <w:r>
-        <w:t>:</w:t>
+      <w:r>
+        <w:t>Resultado de la extensión:</w:t>
       </w:r>
     </w:p>
     <w:p>
@@ -15220,33 +14626,11 @@
           <w:lang w:val="es-ES"/>
         </w:rPr>
       </w:pPr>
-      <w:proofErr w:type="spellStart"/>
-      <w:r>
-        <w:rPr>
-          <w:lang w:val="es-ES"/>
-        </w:rPr>
-        <w:t>si</w:t>
-      </w:r>
-      <w:proofErr w:type="spellEnd"/>
-      <w:r>
-        <w:rPr>
-          <w:lang w:val="es-ES"/>
-        </w:rPr>
-        <w:t xml:space="preserve"> permanece ambigua, se proyecta a la siguiente ventana como </w:t>
-      </w:r>
-      <w:proofErr w:type="spellStart"/>
-      <w:r>
-        <w:rPr>
-          <w:lang w:val="es-ES"/>
-        </w:rPr>
-        <w:t>carry</w:t>
-      </w:r>
-      <w:proofErr w:type="spellEnd"/>
-      <w:r>
-        <w:rPr>
-          <w:lang w:val="es-ES"/>
-        </w:rPr>
-        <w:t>,</w:t>
+      <w:r>
+        <w:rPr>
+          <w:lang w:val="es-ES"/>
+        </w:rPr>
+        <w:t>si permanece ambigua, se proyecta a la siguiente ventana como carry,</w:t>
       </w:r>
     </w:p>
     <w:p>
@@ -15257,19 +14641,11 @@
           <w:lang w:val="es-ES"/>
         </w:rPr>
       </w:pPr>
-      <w:proofErr w:type="spellStart"/>
-      <w:r>
-        <w:rPr>
-          <w:lang w:val="es-ES"/>
-        </w:rPr>
-        <w:t>si</w:t>
-      </w:r>
-      <w:proofErr w:type="spellEnd"/>
-      <w:r>
-        <w:rPr>
-          <w:lang w:val="es-ES"/>
-        </w:rPr>
-        <w:t xml:space="preserve"> es imposible, se descarta y el sistema continúa según el comando global emitido por T6.</w:t>
+      <w:r>
+        <w:rPr>
+          <w:lang w:val="es-ES"/>
+        </w:rPr>
+        <w:t>si es imposible, se descarta y el sistema continúa según el comando global emitido por T6.</w:t>
       </w:r>
     </w:p>
     <w:p>
@@ -15305,24 +14681,9 @@
         <w:pStyle w:val="ListBullet"/>
         <w:spacing w:after="40"/>
       </w:pPr>
-      <w:proofErr w:type="spellStart"/>
-      <w:r>
-        <w:t>tetraedro</w:t>
-      </w:r>
-      <w:proofErr w:type="spellEnd"/>
-      <w:r>
-        <w:t xml:space="preserve"> exterior </w:t>
-      </w:r>
-      <w:proofErr w:type="gramStart"/>
-      <w:r>
-        <w:t xml:space="preserve">o </w:t>
-      </w:r>
-      <w:proofErr w:type="spellStart"/>
-      <w:r>
-        <w:t>informacional</w:t>
-      </w:r>
-      <w:proofErr w:type="spellEnd"/>
-      <w:proofErr w:type="gramEnd"/>
+      <w:r>
+        <w:t>tetraedro exterior o informacional</w:t>
+      </w:r>
     </w:p>
     <w:p>
       <w:pPr>
@@ -15344,29 +14705,80 @@
         <w:rPr>
           <w:lang w:val="es-ES"/>
         </w:rPr>
-        <w:t>En código hay 6 caras materializadas. Operacionalmente se documenta como T1..T6.</w:t>
-      </w:r>
-    </w:p>
-    <w:p>
-      <w:pPr>
-        <w:spacing w:after="100" w:line="264" w:lineRule="auto"/>
-      </w:pPr>
-      <w:proofErr w:type="spellStart"/>
-      <w:r>
+        <w:t xml:space="preserve">En código hay </w:t>
+      </w:r>
+      <w:r>
+        <w:rPr>
+          <w:lang w:val="es-ES"/>
+        </w:rPr>
+        <w:t>7</w:t>
+      </w:r>
+      <w:r>
+        <w:rPr>
+          <w:lang w:val="es-ES"/>
+        </w:rPr>
+        <w:t xml:space="preserve"> caras materializadas. Operacionalmente se documenta como T1..T</w:t>
+      </w:r>
+      <w:r>
+        <w:rPr>
+          <w:lang w:val="es-ES"/>
+        </w:rPr>
+        <w:t>7</w:t>
+      </w:r>
+      <w:r>
+        <w:rPr>
+          <w:lang w:val="es-ES"/>
+        </w:rPr>
+        <w:t>.</w:t>
+      </w:r>
+    </w:p>
+    <w:p>
+      <w:pPr>
+        <w:pStyle w:val="Heading1"/>
+        <w:rPr>
+          <w:lang w:val="es-ES"/>
+        </w:rPr>
+      </w:pPr>
+      <w:r>
+        <w:rPr>
+          <w:lang w:val="es-ES"/>
+        </w:rPr>
         <w:lastRenderedPageBreak/>
-        <w:t>Aclaración</w:t>
-      </w:r>
-      <w:proofErr w:type="spellEnd"/>
-      <w:r>
-        <w:t xml:space="preserve"> </w:t>
-      </w:r>
-      <w:proofErr w:type="spellStart"/>
-      <w:r>
-        <w:t>crítica</w:t>
-      </w:r>
-      <w:proofErr w:type="spellEnd"/>
-      <w:r>
-        <w:t>:</w:t>
+        <w:t>10. Topología T1..T</w:t>
+      </w:r>
+      <w:r>
+        <w:rPr>
+          <w:lang w:val="es-ES"/>
+        </w:rPr>
+        <w:t>7</w:t>
+      </w:r>
+    </w:p>
+    <w:p>
+      <w:pPr>
+        <w:pStyle w:val="Heading2"/>
+        <w:rPr>
+          <w:lang w:val="es-ES"/>
+        </w:rPr>
+      </w:pPr>
+      <w:r>
+        <w:rPr>
+          <w:lang w:val="es-ES"/>
+        </w:rPr>
+        <w:t>10.1 Esquema de anclas compartidas</w:t>
+      </w:r>
+    </w:p>
+    <w:p>
+      <w:pPr>
+        <w:spacing w:after="100" w:line="264" w:lineRule="auto"/>
+        <w:rPr>
+          <w:lang w:val="es-ES"/>
+        </w:rPr>
+      </w:pPr>
+      <w:r>
+        <w:rPr>
+          <w:lang w:val="es-ES"/>
+        </w:rPr>
+        <w:t>Las seis caras no operan como bloques aislados. Se acoplan por tres anclas compartidas que conectan el tetraedro exterior con el interior.</w:t>
       </w:r>
     </w:p>
     <w:p>
@@ -15381,7 +14793,7 @@
         <w:rPr>
           <w:lang w:val="es-ES"/>
         </w:rPr>
-        <w:t>no existe T7 en la arquitectura operativa actual,</w:t>
+        <w:t>A_OV: ancla de contador u orden.</w:t>
       </w:r>
     </w:p>
     <w:p>
@@ -15396,49 +14808,7 @@
         <w:rPr>
           <w:lang w:val="es-ES"/>
         </w:rPr>
-        <w:t>toda la lógica de control queda cerrada en T4, T5 y T6.</w:t>
-      </w:r>
-    </w:p>
-    <w:p>
-      <w:pPr>
-        <w:pStyle w:val="Heading1"/>
-        <w:rPr>
-          <w:lang w:val="es-ES"/>
-        </w:rPr>
-      </w:pPr>
-      <w:r>
-        <w:rPr>
-          <w:lang w:val="es-ES"/>
-        </w:rPr>
-        <w:t>10. Topología T1..T6</w:t>
-      </w:r>
-    </w:p>
-    <w:p>
-      <w:pPr>
-        <w:pStyle w:val="Heading2"/>
-        <w:rPr>
-          <w:lang w:val="es-ES"/>
-        </w:rPr>
-      </w:pPr>
-      <w:r>
-        <w:rPr>
-          <w:lang w:val="es-ES"/>
-        </w:rPr>
-        <w:t>10.1 Esquema de anclas compartidas</w:t>
-      </w:r>
-    </w:p>
-    <w:p>
-      <w:pPr>
-        <w:spacing w:after="100" w:line="264" w:lineRule="auto"/>
-        <w:rPr>
-          <w:lang w:val="es-ES"/>
-        </w:rPr>
-      </w:pPr>
-      <w:r>
-        <w:rPr>
-          <w:lang w:val="es-ES"/>
-        </w:rPr>
-        <w:t>Las seis caras no operan como bloques aislados. Se acoplan por tres anclas compartidas que conectan el tetraedro exterior con el interior.</w:t>
+        <w:t>A_S: ancla de regla lógica de espacio.</w:t>
       </w:r>
     </w:p>
     <w:p>
@@ -15453,7 +14823,15 @@
         <w:rPr>
           <w:lang w:val="es-ES"/>
         </w:rPr>
-        <w:t>A_OV: ancla de contador u orden.</w:t>
+        <w:t>A_DS: ancla de dimensión superior o dirección de extensión.</w:t>
+      </w:r>
+    </w:p>
+    <w:p>
+      <w:pPr>
+        <w:spacing w:after="100" w:line="264" w:lineRule="auto"/>
+      </w:pPr>
+      <w:r>
+        <w:t>Emparejamiento rector:</w:t>
       </w:r>
     </w:p>
     <w:p>
@@ -15468,35 +14846,22 @@
         <w:rPr>
           <w:lang w:val="es-ES"/>
         </w:rPr>
-        <w:t>A_S: ancla de regla lógica de espacio.</w:t>
+        <w:t xml:space="preserve">T1 Sintetizador &lt;-&gt; A_OV &lt;-&gt; T6 </w:t>
+      </w:r>
+      <w:r>
+        <w:rPr>
+          <w:lang w:val="es-ES"/>
+        </w:rPr>
+        <w:t>Control de Orden/Gasto</w:t>
       </w:r>
     </w:p>
     <w:p>
       <w:pPr>
         <w:pStyle w:val="ListBullet"/>
         <w:spacing w:after="40"/>
-        <w:rPr>
-          <w:lang w:val="es-ES"/>
-        </w:rPr>
-      </w:pPr>
-      <w:r>
-        <w:rPr>
-          <w:lang w:val="es-ES"/>
-        </w:rPr>
-        <w:t>A_DS: ancla de dimensión superior o dirección de extensión.</w:t>
-      </w:r>
-    </w:p>
-    <w:p>
-      <w:pPr>
-        <w:spacing w:after="100" w:line="264" w:lineRule="auto"/>
-      </w:pPr>
-      <w:proofErr w:type="spellStart"/>
-      <w:r>
-        <w:t>Emparejamiento</w:t>
-      </w:r>
-      <w:proofErr w:type="spellEnd"/>
-      <w:r>
-        <w:t xml:space="preserve"> rector:</w:t>
+      </w:pPr>
+      <w:r>
+        <w:t>T2 Evolver &lt;-&gt; A_S &lt;-&gt; T5 Control CSP</w:t>
       </w:r>
     </w:p>
     <w:p>
@@ -15511,16 +14876,30 @@
         <w:rPr>
           <w:lang w:val="es-ES"/>
         </w:rPr>
-        <w:t>T1 Sintetizador &lt;-&gt; A_OV &lt;-&gt; T6 Armonizador</w:t>
+        <w:t>T3 Extender &lt;-&gt; A_DS &lt;-&gt; T4 Dirección</w:t>
+      </w:r>
+    </w:p>
+    <w:p>
+      <w:pPr>
+        <w:spacing w:after="100" w:line="264" w:lineRule="auto"/>
+      </w:pPr>
+      <w:r>
+        <w:t>Regla de implementación:</w:t>
       </w:r>
     </w:p>
     <w:p>
       <w:pPr>
         <w:pStyle w:val="ListBullet"/>
         <w:spacing w:after="40"/>
-      </w:pPr>
-      <w:r>
-        <w:t>T2 Evolver &lt;-&gt; A_S &lt;-&gt; T5 Control CSP</w:t>
+        <w:rPr>
+          <w:lang w:val="es-ES"/>
+        </w:rPr>
+      </w:pPr>
+      <w:r>
+        <w:rPr>
+          <w:lang w:val="es-ES"/>
+        </w:rPr>
+        <w:t>compartir una ancla no significa copiar un valor entre caras,</w:t>
       </w:r>
     </w:p>
     <w:p>
@@ -15535,23 +14914,7 @@
         <w:rPr>
           <w:lang w:val="es-ES"/>
         </w:rPr>
-        <w:t>T3 Extender &lt;-&gt; A_DS &lt;-&gt; T4 Dirección</w:t>
-      </w:r>
-    </w:p>
-    <w:p>
-      <w:pPr>
-        <w:spacing w:after="100" w:line="264" w:lineRule="auto"/>
-      </w:pPr>
-      <w:r>
-        <w:t xml:space="preserve">Regla de </w:t>
-      </w:r>
-      <w:proofErr w:type="spellStart"/>
-      <w:r>
-        <w:t>implementación</w:t>
-      </w:r>
-      <w:proofErr w:type="spellEnd"/>
-      <w:r>
-        <w:t>:</w:t>
+        <w:t>significa que ambas caras restringen el mismo nodo lógico, o nodos unidos por una restricción de identidad,</w:t>
       </w:r>
     </w:p>
     <w:p>
@@ -15566,73 +14929,48 @@
         <w:rPr>
           <w:lang w:val="es-ES"/>
         </w:rPr>
-        <w:t xml:space="preserve">compartir </w:t>
-      </w:r>
-      <w:proofErr w:type="gramStart"/>
-      <w:r>
-        <w:rPr>
-          <w:lang w:val="es-ES"/>
-        </w:rPr>
-        <w:t>una ancla</w:t>
-      </w:r>
-      <w:proofErr w:type="gramEnd"/>
-      <w:r>
-        <w:rPr>
-          <w:lang w:val="es-ES"/>
-        </w:rPr>
-        <w:t xml:space="preserve"> no significa copiar un valor entre caras,</w:t>
+        <w:t>la solución emerge por intersección de dominios y cascada de eventos.</w:t>
+      </w:r>
+    </w:p>
+    <w:p>
+      <w:pPr>
+        <w:pStyle w:val="Heading2"/>
+      </w:pPr>
+      <w:r>
+        <w:t>T1 - Sintetizador</w:t>
       </w:r>
     </w:p>
     <w:p>
       <w:pPr>
         <w:pStyle w:val="ListBullet"/>
         <w:spacing w:after="40"/>
-        <w:rPr>
-          <w:lang w:val="es-ES"/>
-        </w:rPr>
-      </w:pPr>
-      <w:r>
-        <w:rPr>
-          <w:lang w:val="es-ES"/>
-        </w:rPr>
-        <w:t>significa que ambas caras restringen el mismo nodo lógico, o nodos unidos por una restricción de identidad,</w:t>
+      </w:pPr>
+      <w:r>
+        <w:t>Tipo: cara exterior</w:t>
       </w:r>
     </w:p>
     <w:p>
       <w:pPr>
         <w:pStyle w:val="ListBullet"/>
         <w:spacing w:after="40"/>
-        <w:rPr>
-          <w:lang w:val="es-ES"/>
-        </w:rPr>
-      </w:pPr>
-      <w:r>
-        <w:rPr>
-          <w:lang w:val="es-ES"/>
-        </w:rPr>
-        <w:t>la solución emerge por intersección de dominios y cascada de eventos.</w:t>
-      </w:r>
-    </w:p>
-    <w:p>
-      <w:pPr>
-        <w:pStyle w:val="Heading2"/>
-      </w:pPr>
-      <w:r>
-        <w:t xml:space="preserve">T1 - </w:t>
-      </w:r>
-      <w:proofErr w:type="spellStart"/>
-      <w:r>
-        <w:t>Sintetizador</w:t>
-      </w:r>
-      <w:proofErr w:type="spellEnd"/>
+      </w:pPr>
+      <w:r>
+        <w:t>Modo nominal: APRENDIZAJE</w:t>
+      </w:r>
     </w:p>
     <w:p>
       <w:pPr>
         <w:pStyle w:val="ListBullet"/>
         <w:spacing w:after="40"/>
-      </w:pPr>
-      <w:r>
-        <w:t>Tipo: cara exterior</w:t>
+        <w:rPr>
+          <w:lang w:val="es-ES"/>
+        </w:rPr>
+      </w:pPr>
+      <w:r>
+        <w:rPr>
+          <w:lang w:val="es-ES"/>
+        </w:rPr>
+        <w:t>Ancla compartida: A_OV con T6</w:t>
       </w:r>
     </w:p>
     <w:p>
@@ -15641,7 +14979,7 @@
         <w:spacing w:after="40"/>
       </w:pPr>
       <w:r>
-        <w:t>Modo nominal: APRENDIZAJE</w:t>
+        <w:t>Entrada: semilla operativa activa</w:t>
       </w:r>
     </w:p>
     <w:p>
@@ -15656,93 +14994,78 @@
         <w:rPr>
           <w:lang w:val="es-ES"/>
         </w:rPr>
-        <w:t>Ancla compartida: A_OV con T6</w:t>
+        <w:t>Salida principal: restricción sobre A_OV y vector de conocimiento local</w:t>
       </w:r>
     </w:p>
     <w:p>
       <w:pPr>
         <w:pStyle w:val="ListBullet"/>
         <w:spacing w:after="40"/>
-      </w:pPr>
-      <w:r>
-        <w:t xml:space="preserve">Entrada: </w:t>
-      </w:r>
-      <w:proofErr w:type="spellStart"/>
-      <w:r>
-        <w:t>semilla</w:t>
-      </w:r>
-      <w:proofErr w:type="spellEnd"/>
-      <w:r>
-        <w:t xml:space="preserve"> </w:t>
-      </w:r>
-      <w:proofErr w:type="spellStart"/>
-      <w:r>
-        <w:t>operativa</w:t>
-      </w:r>
-      <w:proofErr w:type="spellEnd"/>
-      <w:r>
-        <w:t xml:space="preserve"> </w:t>
-      </w:r>
-      <w:proofErr w:type="spellStart"/>
-      <w:r>
-        <w:t>activa</w:t>
-      </w:r>
-      <w:proofErr w:type="spellEnd"/>
+        <w:rPr>
+          <w:lang w:val="es-ES"/>
+        </w:rPr>
+      </w:pPr>
+      <w:r>
+        <w:rPr>
+          <w:lang w:val="es-ES"/>
+        </w:rPr>
+        <w:t>Función: leer el orden real de la semilla y proyectarlo al sistema de control</w:t>
+      </w:r>
+    </w:p>
+    <w:p>
+      <w:pPr>
+        <w:pStyle w:val="Heading2"/>
+      </w:pPr>
+      <w:r>
+        <w:t>T2 - Evolver</w:t>
+      </w:r>
     </w:p>
     <w:p>
       <w:pPr>
         <w:pStyle w:val="ListBullet"/>
         <w:spacing w:after="40"/>
-        <w:rPr>
-          <w:lang w:val="es-ES"/>
-        </w:rPr>
-      </w:pPr>
-      <w:r>
-        <w:rPr>
-          <w:lang w:val="es-ES"/>
-        </w:rPr>
-        <w:t>Salida principal: restricción sobre A_OV y vector de conocimiento local</w:t>
+      </w:pPr>
+      <w:r>
+        <w:t>Tipo: cara exterior</w:t>
       </w:r>
     </w:p>
     <w:p>
       <w:pPr>
         <w:pStyle w:val="ListBullet"/>
         <w:spacing w:after="40"/>
-        <w:rPr>
-          <w:lang w:val="es-ES"/>
-        </w:rPr>
-      </w:pPr>
-      <w:r>
-        <w:rPr>
-          <w:lang w:val="es-ES"/>
-        </w:rPr>
-        <w:t>Función: leer el orden real de la semilla y proyectarlo al sistema de control</w:t>
-      </w:r>
-    </w:p>
-    <w:p>
-      <w:pPr>
-        <w:pStyle w:val="Heading2"/>
-      </w:pPr>
-      <w:r>
-        <w:t>T2 - Evolver</w:t>
+      </w:pPr>
+      <w:r>
+        <w:t>Modo nominal: SINTETIZACIÓN</w:t>
       </w:r>
     </w:p>
     <w:p>
       <w:pPr>
         <w:pStyle w:val="ListBullet"/>
         <w:spacing w:after="40"/>
-      </w:pPr>
-      <w:r>
-        <w:t>Tipo: cara exterior</w:t>
+        <w:rPr>
+          <w:lang w:val="es-ES"/>
+        </w:rPr>
+      </w:pPr>
+      <w:r>
+        <w:rPr>
+          <w:lang w:val="es-ES"/>
+        </w:rPr>
+        <w:t>Ancla compartida: A_S con T5</w:t>
       </w:r>
     </w:p>
     <w:p>
       <w:pPr>
         <w:pStyle w:val="ListBullet"/>
         <w:spacing w:after="40"/>
-      </w:pPr>
-      <w:r>
-        <w:t>Modo nominal: SINTETIZACIÓN</w:t>
+        <w:rPr>
+          <w:lang w:val="es-ES"/>
+        </w:rPr>
+      </w:pPr>
+      <w:r>
+        <w:rPr>
+          <w:lang w:val="es-ES"/>
+        </w:rPr>
+        <w:t>Entrada: conocimiento generado por T1 y contexto activo de espacio</w:t>
       </w:r>
     </w:p>
     <w:p>
@@ -15757,7 +15080,7 @@
         <w:rPr>
           <w:lang w:val="es-ES"/>
         </w:rPr>
-        <w:t>Ancla compartida: A_S con T5</w:t>
+        <w:t>Salida principal: restricción sobre A_S y DS evolucionada</w:t>
       </w:r>
     </w:p>
     <w:p>
@@ -15772,63 +15095,63 @@
         <w:rPr>
           <w:lang w:val="es-ES"/>
         </w:rPr>
-        <w:t>Entrada: conocimiento generado por T1 y contexto activo de espacio</w:t>
+        <w:t>Función: sintetizar una evolución compatible con la regla lógica compartida</w:t>
+      </w:r>
+    </w:p>
+    <w:p>
+      <w:pPr>
+        <w:pStyle w:val="Heading2"/>
+      </w:pPr>
+      <w:r>
+        <w:t>T3 - Extender</w:t>
       </w:r>
     </w:p>
     <w:p>
       <w:pPr>
         <w:pStyle w:val="ListBullet"/>
         <w:spacing w:after="40"/>
-        <w:rPr>
-          <w:lang w:val="es-ES"/>
-        </w:rPr>
-      </w:pPr>
-      <w:r>
-        <w:rPr>
-          <w:lang w:val="es-ES"/>
-        </w:rPr>
-        <w:t>Salida principal: restricción sobre A_S y DS evolucionada</w:t>
+      </w:pPr>
+      <w:r>
+        <w:t>Tipo: cara exterior</w:t>
       </w:r>
     </w:p>
     <w:p>
       <w:pPr>
         <w:pStyle w:val="ListBullet"/>
         <w:spacing w:after="40"/>
-        <w:rPr>
-          <w:lang w:val="es-ES"/>
-        </w:rPr>
-      </w:pPr>
-      <w:r>
-        <w:rPr>
-          <w:lang w:val="es-ES"/>
-        </w:rPr>
-        <w:t>Función: sintetizar una evolución compatible con la regla lógica compartida</w:t>
-      </w:r>
-    </w:p>
-    <w:p>
-      <w:pPr>
-        <w:pStyle w:val="Heading2"/>
-      </w:pPr>
-      <w:r>
-        <w:t>T3 - Extender</w:t>
+      </w:pPr>
+      <w:r>
+        <w:t>Modo nominal: EXTENSIÓN</w:t>
       </w:r>
     </w:p>
     <w:p>
       <w:pPr>
         <w:pStyle w:val="ListBullet"/>
         <w:spacing w:after="40"/>
-      </w:pPr>
-      <w:r>
-        <w:t>Tipo: cara exterior</w:t>
+        <w:rPr>
+          <w:lang w:val="es-ES"/>
+        </w:rPr>
+      </w:pPr>
+      <w:r>
+        <w:rPr>
+          <w:lang w:val="es-ES"/>
+        </w:rPr>
+        <w:t>Ancla compartida: A_DS con T4</w:t>
       </w:r>
     </w:p>
     <w:p>
       <w:pPr>
         <w:pStyle w:val="ListBullet"/>
         <w:spacing w:after="40"/>
-      </w:pPr>
-      <w:r>
-        <w:t>Modo nominal: EXTENSIÓN</w:t>
+        <w:rPr>
+          <w:lang w:val="es-ES"/>
+        </w:rPr>
+      </w:pPr>
+      <w:r>
+        <w:rPr>
+          <w:lang w:val="es-ES"/>
+        </w:rPr>
+        <w:t>Entrada: conocimiento operativo y contexto actual de extensión</w:t>
       </w:r>
     </w:p>
     <w:p>
@@ -15843,7 +15166,7 @@
         <w:rPr>
           <w:lang w:val="es-ES"/>
         </w:rPr>
-        <w:t>Ancla compartida: A_DS con T4</w:t>
+        <w:t>Salida principal: propuesta de salida o vector extendido compatible</w:t>
       </w:r>
     </w:p>
     <w:p>
@@ -15858,8 +15181,7 @@
         <w:rPr>
           <w:lang w:val="es-ES"/>
         </w:rPr>
-        <w:lastRenderedPageBreak/>
-        <w:t>Entrada: conocimiento operativo y contexto actual de extensión</w:t>
+        <w:t>Función: generar una extensión restringida por A_DS; puede usar aleatoriedad siempre que encaje con conocimiento válido</w:t>
       </w:r>
     </w:p>
     <w:p>
@@ -15874,68 +15196,64 @@
         <w:rPr>
           <w:lang w:val="es-ES"/>
         </w:rPr>
-        <w:t>Salida principal: propuesta de salida o vector extendido compatible</w:t>
+        <w:lastRenderedPageBreak/>
+        <w:t>Nota: aunque su acoplamiento principal es A_DS, la validación final de la extensión depende también del contexto de A_S y A_OV</w:t>
+      </w:r>
+    </w:p>
+    <w:p>
+      <w:pPr>
+        <w:pStyle w:val="Heading2"/>
+      </w:pPr>
+      <w:r>
+        <w:t>T4 - Dirección</w:t>
       </w:r>
     </w:p>
     <w:p>
       <w:pPr>
         <w:pStyle w:val="ListBullet"/>
         <w:spacing w:after="40"/>
-        <w:rPr>
-          <w:lang w:val="es-ES"/>
-        </w:rPr>
-      </w:pPr>
-      <w:r>
-        <w:rPr>
-          <w:lang w:val="es-ES"/>
-        </w:rPr>
-        <w:t>Función: generar una extensión restringida por A_DS; puede usar aleatoriedad siempre que encaje con conocimiento válido</w:t>
+      </w:pPr>
+      <w:r>
+        <w:t>Tipo: cara interior</w:t>
       </w:r>
     </w:p>
     <w:p>
       <w:pPr>
         <w:pStyle w:val="ListBullet"/>
         <w:spacing w:after="40"/>
-        <w:rPr>
-          <w:lang w:val="es-ES"/>
-        </w:rPr>
-      </w:pPr>
-      <w:r>
-        <w:rPr>
-          <w:lang w:val="es-ES"/>
-        </w:rPr>
-        <w:t>Nota: aunque su acoplamiento principal es A_DS, la validación final de la extensión depende también del contexto de A_S y A_OV</w:t>
-      </w:r>
-    </w:p>
-    <w:p>
-      <w:pPr>
-        <w:pStyle w:val="Heading2"/>
-      </w:pPr>
-      <w:r>
-        <w:t xml:space="preserve">T4 - </w:t>
-      </w:r>
-      <w:proofErr w:type="spellStart"/>
-      <w:r>
-        <w:t>Dirección</w:t>
-      </w:r>
-      <w:proofErr w:type="spellEnd"/>
+      </w:pPr>
+      <w:r>
+        <w:t>Modo nominal: APRENDIZAJE</w:t>
+      </w:r>
     </w:p>
     <w:p>
       <w:pPr>
         <w:pStyle w:val="ListBullet"/>
         <w:spacing w:after="40"/>
-      </w:pPr>
-      <w:r>
-        <w:t>Tipo: cara interior</w:t>
+        <w:rPr>
+          <w:lang w:val="es-ES"/>
+        </w:rPr>
+      </w:pPr>
+      <w:r>
+        <w:rPr>
+          <w:lang w:val="es-ES"/>
+        </w:rPr>
+        <w:t>Ancla compartida: A_DS con T3</w:t>
       </w:r>
     </w:p>
     <w:p>
       <w:pPr>
         <w:pStyle w:val="ListBullet"/>
         <w:spacing w:after="40"/>
-      </w:pPr>
-      <w:r>
-        <w:t>Modo nominal: APRENDIZAJE</w:t>
+        <w:rPr>
+          <w:lang w:val="es-ES"/>
+        </w:rPr>
+      </w:pPr>
+      <w:r>
+        <w:rPr>
+          <w:lang w:val="es-ES"/>
+        </w:rPr>
+        <w:t>Entrada: estado direccional interno, semilla global de control e hipótesis de extensión</w:t>
       </w:r>
     </w:p>
     <w:p>
@@ -15950,7 +15268,7 @@
         <w:rPr>
           <w:lang w:val="es-ES"/>
         </w:rPr>
-        <w:t>Ancla compartida: A_DS con T3</w:t>
+        <w:t>Salida principal: restricción sobre A_DS</w:t>
       </w:r>
     </w:p>
     <w:p>
@@ -15965,7 +15283,7 @@
         <w:rPr>
           <w:lang w:val="es-ES"/>
         </w:rPr>
-        <w:t>Entrada: estado direccional interno, semilla global de control e hipótesis de extensión</w:t>
+        <w:t>Criterio: minimizar distancia Manhattan respecto a (0,1,2)</w:t>
       </w:r>
     </w:p>
     <w:p>
@@ -15980,63 +15298,63 @@
         <w:rPr>
           <w:lang w:val="es-ES"/>
         </w:rPr>
-        <w:t>Salida principal: restricción sobre A_DS</w:t>
+        <w:t>Función: proponer la dimensión superior hacia la que conviene orientar la extensión</w:t>
+      </w:r>
+    </w:p>
+    <w:p>
+      <w:pPr>
+        <w:pStyle w:val="Heading2"/>
+      </w:pPr>
+      <w:r>
+        <w:t>T5 - Control CSP</w:t>
       </w:r>
     </w:p>
     <w:p>
       <w:pPr>
         <w:pStyle w:val="ListBullet"/>
         <w:spacing w:after="40"/>
-        <w:rPr>
-          <w:lang w:val="es-ES"/>
-        </w:rPr>
-      </w:pPr>
-      <w:r>
-        <w:rPr>
-          <w:lang w:val="es-ES"/>
-        </w:rPr>
-        <w:t>Criterio: minimizar distancia Manhattan respecto a (0,1,2)</w:t>
+      </w:pPr>
+      <w:r>
+        <w:t>Tipo: cara interior</w:t>
       </w:r>
     </w:p>
     <w:p>
       <w:pPr>
         <w:pStyle w:val="ListBullet"/>
         <w:spacing w:after="40"/>
-        <w:rPr>
-          <w:lang w:val="es-ES"/>
-        </w:rPr>
-      </w:pPr>
-      <w:r>
-        <w:rPr>
-          <w:lang w:val="es-ES"/>
-        </w:rPr>
-        <w:t>Función: proponer la dimensión superior hacia la que conviene orientar la extensión</w:t>
-      </w:r>
-    </w:p>
-    <w:p>
-      <w:pPr>
-        <w:pStyle w:val="Heading2"/>
-      </w:pPr>
-      <w:r>
-        <w:t>T5 - Control CSP</w:t>
+      </w:pPr>
+      <w:r>
+        <w:t>Modo nominal: APRENDIZAJE</w:t>
       </w:r>
     </w:p>
     <w:p>
       <w:pPr>
         <w:pStyle w:val="ListBullet"/>
         <w:spacing w:after="40"/>
-      </w:pPr>
-      <w:r>
-        <w:t>Tipo: cara interior</w:t>
+        <w:rPr>
+          <w:lang w:val="es-ES"/>
+        </w:rPr>
+      </w:pPr>
+      <w:r>
+        <w:rPr>
+          <w:lang w:val="es-ES"/>
+        </w:rPr>
+        <w:t>Ancla compartida: A_S con T2</w:t>
       </w:r>
     </w:p>
     <w:p>
       <w:pPr>
         <w:pStyle w:val="ListBullet"/>
         <w:spacing w:after="40"/>
-      </w:pPr>
-      <w:r>
-        <w:t>Modo nominal: APRENDIZAJE</w:t>
+        <w:rPr>
+          <w:lang w:val="es-ES"/>
+        </w:rPr>
+      </w:pPr>
+      <w:r>
+        <w:rPr>
+          <w:lang w:val="es-ES"/>
+        </w:rPr>
+        <w:t>Entrada: semilla de control y restricciones de coherencia del ciclo</w:t>
       </w:r>
     </w:p>
     <w:p>
@@ -16051,7 +15369,7 @@
         <w:rPr>
           <w:lang w:val="es-ES"/>
         </w:rPr>
-        <w:t>Ancla compartida: A_S con T2</w:t>
+        <w:t>Salida principal: restricción sobre A_S</w:t>
       </w:r>
     </w:p>
     <w:p>
@@ -16066,7 +15384,7 @@
         <w:rPr>
           <w:lang w:val="es-ES"/>
         </w:rPr>
-        <w:t>Entrada: semilla de control y restricciones de coherencia del ciclo</w:t>
+        <w:t>Criterio: buscar cierre coherente de la regla de espacio compartida</w:t>
       </w:r>
     </w:p>
     <w:p>
@@ -16081,71 +15399,90 @@
         <w:rPr>
           <w:lang w:val="es-ES"/>
         </w:rPr>
-        <w:t>Salida principal: restricción sobre A_S</w:t>
+        <w:t>Función: sintetizar la coherencia sobre la misma ancla lógica que usa Evolver</w:t>
+      </w:r>
+    </w:p>
+    <w:p>
+      <w:pPr>
+        <w:pStyle w:val="Heading2"/>
+      </w:pPr>
+      <w:r>
+        <w:t xml:space="preserve">T6 </w:t>
+      </w:r>
+      <w:r>
+        <w:t>–</w:t>
+      </w:r>
+      <w:r>
+        <w:t xml:space="preserve"> </w:t>
+      </w:r>
+      <w:r>
+        <w:t>Control de orden</w:t>
       </w:r>
     </w:p>
     <w:p>
       <w:pPr>
         <w:pStyle w:val="ListBullet"/>
         <w:spacing w:after="40"/>
-        <w:rPr>
-          <w:lang w:val="es-ES"/>
-        </w:rPr>
-      </w:pPr>
-      <w:r>
-        <w:rPr>
-          <w:lang w:val="es-ES"/>
-        </w:rPr>
-        <w:t>Criterio: buscar cierre coherente de la regla de espacio compartida</w:t>
+      </w:pPr>
+      <w:r>
+        <w:t>Tipo: cara interior</w:t>
       </w:r>
     </w:p>
     <w:p>
       <w:pPr>
         <w:pStyle w:val="ListBullet"/>
         <w:spacing w:after="40"/>
-        <w:rPr>
-          <w:lang w:val="es-ES"/>
-        </w:rPr>
-      </w:pPr>
-      <w:r>
-        <w:rPr>
-          <w:lang w:val="es-ES"/>
-        </w:rPr>
-        <w:t>Función: sintetizar la coherencia sobre la misma ancla lógica que usa Evolver</w:t>
-      </w:r>
-    </w:p>
-    <w:p>
-      <w:pPr>
-        <w:pStyle w:val="Heading2"/>
-      </w:pPr>
-      <w:r>
-        <w:t xml:space="preserve">T6 - </w:t>
-      </w:r>
-      <w:proofErr w:type="spellStart"/>
-      <w:r>
-        <w:t>Comando</w:t>
-      </w:r>
-      <w:proofErr w:type="spellEnd"/>
-      <w:r>
-        <w:t xml:space="preserve"> o armonizador</w:t>
+      </w:pPr>
+      <w:r>
+        <w:t>Modo nominal: APRENDIZAJE</w:t>
       </w:r>
     </w:p>
     <w:p>
       <w:pPr>
         <w:pStyle w:val="ListBullet"/>
         <w:spacing w:after="40"/>
-      </w:pPr>
-      <w:r>
-        <w:t>Tipo: cara interior</w:t>
+        <w:rPr>
+          <w:lang w:val="es-ES"/>
+        </w:rPr>
+      </w:pPr>
+      <w:r>
+        <w:rPr>
+          <w:lang w:val="es-ES"/>
+        </w:rPr>
+        <w:t>Ancla compartida: A_OV con T1</w:t>
       </w:r>
     </w:p>
     <w:p>
       <w:pPr>
         <w:pStyle w:val="ListBullet"/>
         <w:spacing w:after="40"/>
-      </w:pPr>
-      <w:r>
-        <w:t>Modo nominal: APRENDIZAJE</w:t>
+        <w:rPr>
+          <w:lang w:val="es-ES"/>
+        </w:rPr>
+      </w:pPr>
+      <w:r>
+        <w:rPr>
+          <w:lang w:val="es-ES"/>
+        </w:rPr>
+        <w:t>Entrada: estado de A_OV y contexto activo de A_</w:t>
+      </w:r>
+      <w:r>
+        <w:rPr>
+          <w:lang w:val="es-ES"/>
+        </w:rPr>
+        <w:t>OV</w:t>
+      </w:r>
+      <w:r>
+        <w:rPr>
+          <w:lang w:val="es-ES"/>
+        </w:rPr>
+        <w:t xml:space="preserve"> y A_</w:t>
+      </w:r>
+      <w:r>
+        <w:rPr>
+          <w:lang w:val="es-ES"/>
+        </w:rPr>
+        <w:t>OV</w:t>
       </w:r>
     </w:p>
     <w:p>
@@ -16160,7 +15497,13 @@
         <w:rPr>
           <w:lang w:val="es-ES"/>
         </w:rPr>
-        <w:t>Ancla compartida: A_OV con T1</w:t>
+        <w:t xml:space="preserve">Salida principal: </w:t>
+      </w:r>
+      <w:r>
+        <w:rPr>
+          <w:lang w:val="es-ES"/>
+        </w:rPr>
+        <w:t>Gasto A_OV</w:t>
       </w:r>
     </w:p>
     <w:p>
@@ -16175,52 +15518,152 @@
         <w:rPr>
           <w:lang w:val="es-ES"/>
         </w:rPr>
-        <w:t>Entrada: estado de A_OV y contexto activo de A_S y A_DS</w:t>
+        <w:t xml:space="preserve">Función: </w:t>
+      </w:r>
+      <w:r>
+        <w:rPr>
+          <w:lang w:val="es-ES"/>
+        </w:rPr>
+        <w:t>Determina el gasto global del sistema</w:t>
+      </w:r>
+    </w:p>
+    <w:p>
+      <w:pPr>
+        <w:pStyle w:val="Heading2"/>
+      </w:pPr>
+      <w:r>
+        <w:t>T7 – Armonizador</w:t>
       </w:r>
     </w:p>
     <w:p>
       <w:pPr>
         <w:pStyle w:val="ListBullet"/>
         <w:spacing w:after="40"/>
-        <w:rPr>
-          <w:lang w:val="es-ES"/>
-        </w:rPr>
-      </w:pPr>
-      <w:r>
-        <w:rPr>
-          <w:lang w:val="es-ES"/>
-        </w:rPr>
-        <w:t xml:space="preserve">Salida principal: </w:t>
-      </w:r>
-      <w:proofErr w:type="spellStart"/>
-      <w:r>
-        <w:rPr>
-          <w:lang w:val="es-ES"/>
-        </w:rPr>
-        <w:t>C_global</w:t>
-      </w:r>
-      <w:proofErr w:type="spellEnd"/>
-      <w:r>
-        <w:rPr>
-          <w:lang w:val="es-ES"/>
-        </w:rPr>
-        <w:t xml:space="preserve"> y nueva restricción sobre A_OV</w:t>
+      </w:pPr>
+      <w:r>
+        <w:t>Tipo: cara Armonizador</w:t>
       </w:r>
     </w:p>
     <w:p>
       <w:pPr>
         <w:pStyle w:val="ListBullet"/>
         <w:spacing w:after="40"/>
-        <w:rPr>
-          <w:lang w:val="es-ES"/>
-        </w:rPr>
-      </w:pPr>
-      <w:r>
-        <w:rPr>
-          <w:lang w:val="es-ES"/>
-        </w:rPr>
-        <w:t>Función: arbitrar el siguiente paso del sistema integrando orden, dirección, coherencia y gasto</w:t>
-      </w:r>
+      </w:pPr>
+      <w:r>
+        <w:t>Modo nominal: Synthetization</w:t>
+      </w:r>
+    </w:p>
+    <w:p>
+      <w:pPr>
+        <w:pStyle w:val="ListBullet"/>
+        <w:spacing w:after="40"/>
+        <w:rPr>
+          <w:lang w:val="es-ES"/>
+        </w:rPr>
+      </w:pPr>
+      <w:r>
+        <w:rPr>
+          <w:lang w:val="es-ES"/>
+        </w:rPr>
+        <w:t>Ancla compartida: A_OV con T</w:t>
+      </w:r>
+      <w:r>
+        <w:rPr>
+          <w:lang w:val="es-ES"/>
+        </w:rPr>
+        <w:t>1, A_S con T2 A_DS con T3</w:t>
+      </w:r>
+    </w:p>
+    <w:p>
+      <w:pPr>
+        <w:pStyle w:val="ListBullet"/>
+        <w:spacing w:after="40"/>
+        <w:rPr>
+          <w:lang w:val="es-ES"/>
+        </w:rPr>
+      </w:pPr>
+      <w:r>
+        <w:rPr>
+          <w:lang w:val="es-ES"/>
+        </w:rPr>
+        <w:t>Entrada: estado de A_OV con T</w:t>
+      </w:r>
+      <w:r>
+        <w:rPr>
+          <w:lang w:val="es-ES"/>
+        </w:rPr>
+        <w:t>6, A_S con T5 A_DS con T4</w:t>
+      </w:r>
+    </w:p>
+    <w:p>
+      <w:pPr>
+        <w:pStyle w:val="ListBullet"/>
+        <w:spacing w:after="40"/>
+        <w:rPr>
+          <w:lang w:val="es-ES"/>
+        </w:rPr>
+      </w:pPr>
+      <w:r>
+        <w:rPr>
+          <w:lang w:val="es-ES"/>
+        </w:rPr>
+        <w:t xml:space="preserve">Salida principal: </w:t>
+      </w:r>
+      <w:r>
+        <w:rPr>
+          <w:lang w:val="es-ES"/>
+        </w:rPr>
+        <w:t>Comando</w:t>
+      </w:r>
+    </w:p>
+    <w:p>
+      <w:pPr>
+        <w:pStyle w:val="ListBullet"/>
+        <w:spacing w:after="40"/>
+        <w:rPr>
+          <w:lang w:val="es-ES"/>
+        </w:rPr>
+      </w:pPr>
+      <w:r>
+        <w:rPr>
+          <w:lang w:val="es-ES"/>
+        </w:rPr>
+        <w:t xml:space="preserve">Función: </w:t>
+      </w:r>
+      <w:r>
+        <w:rPr>
+          <w:lang w:val="es-ES"/>
+        </w:rPr>
+        <w:t>Determina el comando de cada cara.</w:t>
+      </w:r>
+    </w:p>
+    <w:p>
+      <w:pPr>
+        <w:pStyle w:val="ListBullet"/>
+        <w:numPr>
+          <w:ilvl w:val="0"/>
+          <w:numId w:val="0"/>
+        </w:numPr>
+        <w:spacing w:after="40"/>
+        <w:ind w:left="360" w:hanging="360"/>
+        <w:rPr>
+          <w:lang w:val="es-ES"/>
+        </w:rPr>
+      </w:pPr>
+    </w:p>
+    <w:p>
+      <w:pPr>
+        <w:pStyle w:val="ListBullet"/>
+        <w:numPr>
+          <w:ilvl w:val="0"/>
+          <w:numId w:val="0"/>
+        </w:numPr>
+        <w:spacing w:after="40"/>
+        <w:ind w:left="360" w:hanging="360"/>
+        <w:rPr>
+          <w:lang w:val="es-ES"/>
+        </w:rPr>
+      </w:pPr>
     </w:p>
     <w:p>
       <w:pPr>
@@ -16292,6 +15735,7 @@
         <w:rPr>
           <w:lang w:val="es-ES"/>
         </w:rPr>
+        <w:lastRenderedPageBreak/>
         <w:t>La ventana se proyecta en semillas operativas.</w:t>
       </w:r>
     </w:p>
@@ -16366,7 +15810,6 @@
         <w:rPr>
           <w:lang w:val="es-ES"/>
         </w:rPr>
-        <w:lastRenderedPageBreak/>
         <w:t>T4 propone o corrige A_DS para orientar la extensión.</w:t>
       </w:r>
     </w:p>
@@ -16427,21 +15870,7 @@
         <w:rPr>
           <w:lang w:val="es-ES"/>
         </w:rPr>
-        <w:t xml:space="preserve">T6 arbitra sobre A_OV integrando el estado de A_DS y A_S, y emite </w:t>
-      </w:r>
-      <w:proofErr w:type="spellStart"/>
-      <w:r>
-        <w:rPr>
-          <w:lang w:val="es-ES"/>
-        </w:rPr>
-        <w:t>C_global</w:t>
-      </w:r>
-      <w:proofErr w:type="spellEnd"/>
-      <w:r>
-        <w:rPr>
-          <w:lang w:val="es-ES"/>
-        </w:rPr>
-        <w:t>.</w:t>
+        <w:t>T6 deteriman el gasto global evalundo los gastos/OV de las caras T1, T2, T3</w:t>
       </w:r>
     </w:p>
     <w:p>
@@ -16456,6 +15885,33 @@
         <w:rPr>
           <w:lang w:val="es-ES"/>
         </w:rPr>
+        <w:t>T</w:t>
+      </w:r>
+      <w:r>
+        <w:rPr>
+          <w:lang w:val="es-ES"/>
+        </w:rPr>
+        <w:t>7</w:t>
+      </w:r>
+      <w:r>
+        <w:rPr>
+          <w:lang w:val="es-ES"/>
+        </w:rPr>
+        <w:t xml:space="preserve"> arbitra sobre A_OV integrando el estado de A_DS y A_S, y emite C_global.</w:t>
+      </w:r>
+    </w:p>
+    <w:p>
+      <w:pPr>
+        <w:pStyle w:val="ListNumber"/>
+        <w:spacing w:after="40"/>
+        <w:rPr>
+          <w:lang w:val="es-ES"/>
+        </w:rPr>
+      </w:pPr>
+      <w:r>
+        <w:rPr>
+          <w:lang w:val="es-ES"/>
+        </w:rPr>
         <w:t>Una reducción de dominio en cualquiera de estas anclas desencadena la cascada de eventos hasta alcanzar punto fijo.</w:t>
       </w:r>
     </w:p>
@@ -16540,59 +15996,15 @@
         <w:rPr>
           <w:lang w:val="es-ES"/>
         </w:rPr>
-        <w:t xml:space="preserve">Por eso, el grafo es autosimilar al resto de la arquitectura: la misma ley operativa aparece en la microescala de trits, dimensiones, DD y FE, y en la </w:t>
-      </w:r>
-      <w:proofErr w:type="spellStart"/>
-      <w:r>
-        <w:rPr>
-          <w:lang w:val="es-ES"/>
-        </w:rPr>
-        <w:t>macroescala</w:t>
-      </w:r>
-      <w:proofErr w:type="spellEnd"/>
-      <w:r>
-        <w:rPr>
-          <w:lang w:val="es-ES"/>
-        </w:rPr>
-        <w:t xml:space="preserve"> de caras, anclas compartidas, ventana operativa y </w:t>
-      </w:r>
-      <w:proofErr w:type="spellStart"/>
-      <w:r>
-        <w:rPr>
-          <w:lang w:val="es-ES"/>
-        </w:rPr>
-        <w:t>transcenders</w:t>
-      </w:r>
-      <w:proofErr w:type="spellEnd"/>
-      <w:r>
-        <w:rPr>
-          <w:lang w:val="es-ES"/>
-        </w:rPr>
-        <w:t xml:space="preserve"> acoplados.</w:t>
-      </w:r>
-    </w:p>
-    <w:p>
-      <w:pPr>
-        <w:spacing w:after="100" w:line="264" w:lineRule="auto"/>
-      </w:pPr>
-      <w:r>
-        <w:t xml:space="preserve">Ley </w:t>
-      </w:r>
-      <w:proofErr w:type="spellStart"/>
-      <w:r>
-        <w:t>común</w:t>
-      </w:r>
-      <w:proofErr w:type="spellEnd"/>
-      <w:r>
-        <w:t xml:space="preserve"> de </w:t>
-      </w:r>
-      <w:proofErr w:type="spellStart"/>
-      <w:r>
-        <w:t>operación</w:t>
-      </w:r>
-      <w:proofErr w:type="spellEnd"/>
-      <w:r>
-        <w:t>:</w:t>
+        <w:t>Por eso, el grafo es autosimilar al resto de la arquitectura: la misma ley operativa aparece en la microescala de trits, dimensiones, DD y FE, y en la macroescala de caras, anclas compartidas, ventana operativa y transcenders acoplados.</w:t>
+      </w:r>
+    </w:p>
+    <w:p>
+      <w:pPr>
+        <w:spacing w:after="100" w:line="264" w:lineRule="auto"/>
+      </w:pPr>
+      <w:r>
+        <w:t>Ley común de operación:</w:t>
       </w:r>
     </w:p>
     <w:p>
@@ -16754,21 +16166,9 @@
       <w:pPr>
         <w:spacing w:after="100" w:line="264" w:lineRule="auto"/>
       </w:pPr>
-      <w:proofErr w:type="spellStart"/>
-      <w:r>
-        <w:t>x_hat</w:t>
-      </w:r>
-      <w:proofErr w:type="spellEnd"/>
-      <w:r>
-        <w:t xml:space="preserve"> = </w:t>
-      </w:r>
-      <w:proofErr w:type="gramStart"/>
-      <w:r>
-        <w:t>Phi(</w:t>
-      </w:r>
-      <w:proofErr w:type="gramEnd"/>
-      <w:r>
-        <w:t>DS, OV, RLE)</w:t>
+      <w:r>
+        <w:lastRenderedPageBreak/>
+        <w:t>x_hat = Phi(DS, OV, RLE)</w:t>
       </w:r>
     </w:p>
     <w:p>
@@ -16790,23 +16190,7 @@
         <w:spacing w:after="100" w:line="264" w:lineRule="auto"/>
       </w:pPr>
       <w:r>
-        <w:t>∃ (d, c, s</w:t>
-      </w:r>
-      <w:proofErr w:type="gramStart"/>
-      <w:r>
-        <w:t>) :</w:t>
-      </w:r>
-      <w:proofErr w:type="gramEnd"/>
-      <w:r>
-        <w:t xml:space="preserve"> C_</w:t>
-      </w:r>
-      <w:proofErr w:type="gramStart"/>
-      <w:r>
-        <w:t>cara(Phi(</w:t>
-      </w:r>
-      <w:proofErr w:type="gramEnd"/>
-      <w:r>
-        <w:t>d, c, s)) = 1</w:t>
+        <w:t>∃ (d, c, s) : C_cara(Phi(d, c, s)) = 1</w:t>
       </w:r>
     </w:p>
     <w:p>
@@ -16829,24 +16213,7 @@
         <w:spacing w:after="40"/>
       </w:pPr>
       <w:r>
-        <w:lastRenderedPageBreak/>
-        <w:t xml:space="preserve">DD </w:t>
-      </w:r>
-      <w:proofErr w:type="spellStart"/>
-      <w:r>
-        <w:t>por</w:t>
-      </w:r>
-      <w:proofErr w:type="spellEnd"/>
-      <w:r>
-        <w:t xml:space="preserve"> </w:t>
-      </w:r>
-      <w:proofErr w:type="spellStart"/>
-      <w:r>
-        <w:t>rol</w:t>
-      </w:r>
-      <w:proofErr w:type="spellEnd"/>
-      <w:r>
-        <w:t>,</w:t>
+        <w:t>DD por rol,</w:t>
       </w:r>
     </w:p>
     <w:p>
@@ -16857,19 +16224,11 @@
           <w:lang w:val="es-ES"/>
         </w:rPr>
       </w:pPr>
-      <w:proofErr w:type="spellStart"/>
-      <w:r>
-        <w:rPr>
-          <w:lang w:val="es-ES"/>
-        </w:rPr>
-        <w:t>Ts</w:t>
-      </w:r>
-      <w:proofErr w:type="spellEnd"/>
-      <w:r>
-        <w:rPr>
-          <w:lang w:val="es-ES"/>
-        </w:rPr>
-        <w:t xml:space="preserve"> o k1 por rol,</w:t>
+      <w:r>
+        <w:rPr>
+          <w:lang w:val="es-ES"/>
+        </w:rPr>
+        <w:t>Ts o k1 por rol,</w:t>
       </w:r>
     </w:p>
     <w:p>
@@ -16878,23 +16237,7 @@
         <w:spacing w:after="40"/>
       </w:pPr>
       <w:r>
-        <w:t xml:space="preserve">DKC </w:t>
-      </w:r>
-      <w:proofErr w:type="spellStart"/>
-      <w:r>
-        <w:t>por</w:t>
-      </w:r>
-      <w:proofErr w:type="spellEnd"/>
-      <w:r>
-        <w:t xml:space="preserve"> </w:t>
-      </w:r>
-      <w:proofErr w:type="spellStart"/>
-      <w:r>
-        <w:t>rol</w:t>
-      </w:r>
-      <w:proofErr w:type="spellEnd"/>
-      <w:r>
-        <w:t>,</w:t>
+        <w:t>DKC por rol,</w:t>
       </w:r>
     </w:p>
     <w:p>
@@ -16996,23 +16339,7 @@
         <w:spacing w:after="100" w:line="264" w:lineRule="auto"/>
       </w:pPr>
       <w:r>
-        <w:t xml:space="preserve">Su </w:t>
-      </w:r>
-      <w:proofErr w:type="spellStart"/>
-      <w:r>
-        <w:t>acoplamiento</w:t>
-      </w:r>
-      <w:proofErr w:type="spellEnd"/>
-      <w:r>
-        <w:t xml:space="preserve"> </w:t>
-      </w:r>
-      <w:proofErr w:type="spellStart"/>
-      <w:r>
-        <w:t>funcional</w:t>
-      </w:r>
-      <w:proofErr w:type="spellEnd"/>
-      <w:r>
-        <w:t xml:space="preserve"> es:</w:t>
+        <w:t>Su acoplamiento funcional es:</w:t>
       </w:r>
     </w:p>
     <w:p>
@@ -17117,15 +16444,7 @@
         <w:spacing w:after="100" w:line="264" w:lineRule="auto"/>
       </w:pPr>
       <w:r>
-        <w:t xml:space="preserve">A_OV = </w:t>
-      </w:r>
-      <w:proofErr w:type="gramStart"/>
-      <w:r>
-        <w:t>alpha(</w:t>
-      </w:r>
-      <w:proofErr w:type="gramEnd"/>
-      <w:r>
-        <w:t>OV, V_OV)</w:t>
+        <w:t>A_OV = alpha(OV, V_OV)</w:t>
       </w:r>
     </w:p>
     <w:p>
@@ -17162,21 +16481,8 @@
       <w:pPr>
         <w:spacing w:after="100" w:line="264" w:lineRule="auto"/>
       </w:pPr>
-      <w:proofErr w:type="spellStart"/>
-      <w:r>
-        <w:t>Interpretación</w:t>
-      </w:r>
-      <w:proofErr w:type="spellEnd"/>
-      <w:r>
-        <w:t xml:space="preserve"> </w:t>
-      </w:r>
-      <w:proofErr w:type="spellStart"/>
-      <w:r>
-        <w:t>funcional</w:t>
-      </w:r>
-      <w:proofErr w:type="spellEnd"/>
-      <w:r>
-        <w:t>:</w:t>
+      <w:r>
+        <w:t>Interpretación funcional:</w:t>
       </w:r>
     </w:p>
     <w:p>
@@ -17235,6 +16541,7 @@
         <w:rPr>
           <w:lang w:val="es-ES"/>
         </w:rPr>
+        <w:lastRenderedPageBreak/>
         <w:t>12.5 Grafo de acoplamiento emergente</w:t>
       </w:r>
     </w:p>
@@ -17296,7 +16603,6 @@
         <w:rPr>
           <w:lang w:val="es-ES"/>
         </w:rPr>
-        <w:lastRenderedPageBreak/>
         <w:t>A_DS condiciona la extensión propuesta por T3,</w:t>
       </w:r>
     </w:p>
@@ -17327,21 +16633,19 @@
         <w:rPr>
           <w:lang w:val="es-ES"/>
         </w:rPr>
-        <w:t xml:space="preserve">T6 lee el estado conjunto de A_OV, A_S y A_DS, y emite </w:t>
-      </w:r>
-      <w:proofErr w:type="spellStart"/>
-      <w:r>
-        <w:rPr>
-          <w:lang w:val="es-ES"/>
-        </w:rPr>
-        <w:t>C_global</w:t>
-      </w:r>
-      <w:proofErr w:type="spellEnd"/>
-      <w:r>
-        <w:rPr>
-          <w:lang w:val="es-ES"/>
-        </w:rPr>
-        <w:t>,</w:t>
+        <w:t>T</w:t>
+      </w:r>
+      <w:r>
+        <w:rPr>
+          <w:lang w:val="es-ES"/>
+        </w:rPr>
+        <w:t>7</w:t>
+      </w:r>
+      <w:r>
+        <w:rPr>
+          <w:lang w:val="es-ES"/>
+        </w:rPr>
+        <w:t xml:space="preserve"> lee el estado conjunto de A_OV, A_S y A_DS, y emite C_global,</w:t>
       </w:r>
     </w:p>
     <w:p>
@@ -17352,19 +16656,11 @@
           <w:lang w:val="es-ES"/>
         </w:rPr>
       </w:pPr>
-      <w:proofErr w:type="spellStart"/>
-      <w:r>
-        <w:rPr>
-          <w:lang w:val="es-ES"/>
-        </w:rPr>
-        <w:t>C_global</w:t>
-      </w:r>
-      <w:proofErr w:type="spellEnd"/>
-      <w:r>
-        <w:rPr>
-          <w:lang w:val="es-ES"/>
-        </w:rPr>
-        <w:t xml:space="preserve"> vuelve sobre las caras exteriores y desencadena nuevas revisiones si reduce dominios.</w:t>
+      <w:r>
+        <w:rPr>
+          <w:lang w:val="es-ES"/>
+        </w:rPr>
+        <w:t>C_global vuelve sobre las caras exteriores y desencadena nuevas revisiones si reduce dominios.</w:t>
       </w:r>
     </w:p>
     <w:p>
@@ -17384,81 +16680,23 @@
     <w:p>
       <w:pPr>
         <w:spacing w:after="100" w:line="264" w:lineRule="auto"/>
-        <w:rPr>
-          <w:lang w:val="es-ES"/>
-        </w:rPr>
-      </w:pPr>
-      <w:r>
-        <w:rPr>
-          <w:lang w:val="es-ES"/>
-        </w:rPr>
-        <w:t xml:space="preserve">A_OV(t+1) = </w:t>
-      </w:r>
-      <w:proofErr w:type="spellStart"/>
-      <w:r>
-        <w:rPr>
-          <w:lang w:val="es-ES"/>
-        </w:rPr>
-        <w:t>F_</w:t>
-      </w:r>
-      <w:proofErr w:type="gramStart"/>
-      <w:r>
-        <w:rPr>
-          <w:lang w:val="es-ES"/>
-        </w:rPr>
-        <w:t>ov</w:t>
-      </w:r>
-      <w:proofErr w:type="spellEnd"/>
-      <w:r>
-        <w:rPr>
-          <w:lang w:val="es-ES"/>
-        </w:rPr>
-        <w:t>(</w:t>
-      </w:r>
-      <w:proofErr w:type="gramEnd"/>
-      <w:r>
-        <w:rPr>
-          <w:lang w:val="es-ES"/>
-        </w:rPr>
-        <w:t xml:space="preserve">T1_t, T6_t, </w:t>
-      </w:r>
-      <w:proofErr w:type="spellStart"/>
-      <w:r>
-        <w:rPr>
-          <w:lang w:val="es-ES"/>
-        </w:rPr>
-        <w:t>Hist_t</w:t>
-      </w:r>
-      <w:proofErr w:type="spellEnd"/>
-      <w:r>
-        <w:rPr>
-          <w:lang w:val="es-ES"/>
-        </w:rPr>
-        <w:t>)</w:t>
-      </w:r>
-    </w:p>
-    <w:p>
-      <w:pPr>
-        <w:spacing w:after="100" w:line="264" w:lineRule="auto"/>
-      </w:pPr>
-      <w:r>
-        <w:t>A_S(t+1</w:t>
-      </w:r>
-      <w:proofErr w:type="gramStart"/>
-      <w:r>
-        <w:t>)  =</w:t>
-      </w:r>
-      <w:proofErr w:type="gramEnd"/>
-      <w:r>
-        <w:t xml:space="preserve"> F_</w:t>
-      </w:r>
-      <w:proofErr w:type="gramStart"/>
-      <w:r>
-        <w:t>s(</w:t>
-      </w:r>
-      <w:proofErr w:type="gramEnd"/>
-      <w:r>
-        <w:t>T2_t, T5_t, Hist_t)</w:t>
+      </w:pPr>
+      <w:r>
+        <w:t>A_OV(t+1) = F_ov(T1_t, T</w:t>
+      </w:r>
+      <w:r>
+        <w:t>6</w:t>
+      </w:r>
+      <w:r>
+        <w:t>_t, Hist_t)</w:t>
+      </w:r>
+    </w:p>
+    <w:p>
+      <w:pPr>
+        <w:spacing w:after="100" w:line="264" w:lineRule="auto"/>
+      </w:pPr>
+      <w:r>
+        <w:t>A_S(t+1)  = F_s(T2_t, T5_t, Hist_t)</w:t>
       </w:r>
     </w:p>
     <w:p>
@@ -17540,19 +16778,11 @@
           <w:lang w:val="es-ES"/>
         </w:rPr>
       </w:pPr>
-      <w:proofErr w:type="spellStart"/>
-      <w:r>
-        <w:rPr>
-          <w:lang w:val="es-ES"/>
-        </w:rPr>
-        <w:t>Err</w:t>
-      </w:r>
-      <w:proofErr w:type="spellEnd"/>
-      <w:r>
-        <w:rPr>
-          <w:lang w:val="es-ES"/>
-        </w:rPr>
-        <w:t>(d) = |ES - 0| + |FN - 1| + |FO - 2|</w:t>
+      <w:r>
+        <w:rPr>
+          <w:lang w:val="es-ES"/>
+        </w:rPr>
+        <w:t>Err(d) = |ES - 0| + |FN - 1| + |FO - 2|</w:t>
       </w:r>
     </w:p>
     <w:p>
@@ -17574,23 +16804,7 @@
         <w:spacing w:after="100" w:line="264" w:lineRule="auto"/>
       </w:pPr>
       <w:r>
-        <w:t xml:space="preserve">d* = </w:t>
-      </w:r>
-      <w:proofErr w:type="spellStart"/>
-      <w:r>
-        <w:t>arg</w:t>
-      </w:r>
-      <w:proofErr w:type="spellEnd"/>
-      <w:r>
-        <w:t xml:space="preserve"> min</w:t>
-      </w:r>
-      <w:proofErr w:type="gramStart"/>
-      <w:r>
-        <w:t>_{</w:t>
-      </w:r>
-      <w:proofErr w:type="gramEnd"/>
-      <w:r>
-        <w:t>d in N} Err(d)</w:t>
+        <w:t>d* = arg min_{d in N} Err(d)</w:t>
       </w:r>
     </w:p>
     <w:p>
@@ -17646,21 +16860,7 @@
         <w:rPr>
           <w:lang w:val="es-ES"/>
         </w:rPr>
-        <w:t xml:space="preserve">El cierre perfecto ocurre cuando </w:t>
-      </w:r>
-      <w:proofErr w:type="spellStart"/>
-      <w:r>
-        <w:rPr>
-          <w:lang w:val="es-ES"/>
-        </w:rPr>
-        <w:t>d_CSP</w:t>
-      </w:r>
-      <w:proofErr w:type="spellEnd"/>
-      <w:r>
-        <w:rPr>
-          <w:lang w:val="es-ES"/>
-        </w:rPr>
-        <w:t xml:space="preserve"> = (1,1,1).</w:t>
+        <w:t>El cierre perfecto ocurre cuando d_CSP = (1,1,1).</w:t>
       </w:r>
     </w:p>
     <w:p>
@@ -17724,13 +16924,8 @@
         <w:pStyle w:val="ListBullet"/>
         <w:spacing w:after="40"/>
       </w:pPr>
-      <w:proofErr w:type="spellStart"/>
-      <w:r>
-        <w:t>índice</w:t>
-      </w:r>
-      <w:proofErr w:type="spellEnd"/>
-      <w:r>
-        <w:t xml:space="preserve"> de paso,</w:t>
+      <w:r>
+        <w:t>índice de paso,</w:t>
       </w:r>
     </w:p>
     <w:p>
@@ -17796,38 +16991,17 @@
         <w:rPr>
           <w:lang w:val="es-ES"/>
         </w:rPr>
+        <w:lastRenderedPageBreak/>
         <w:t>Su forma general es:</w:t>
       </w:r>
     </w:p>
     <w:p>
       <w:pPr>
         <w:spacing w:after="100" w:line="264" w:lineRule="auto"/>
-        <w:rPr>
-          <w:lang w:val="es-ES"/>
-        </w:rPr>
-      </w:pPr>
-      <w:proofErr w:type="gramStart"/>
-      <w:r>
-        <w:rPr>
-          <w:lang w:val="es-ES"/>
-        </w:rPr>
-        <w:t>H :</w:t>
-      </w:r>
-      <w:proofErr w:type="gramEnd"/>
-      <w:r>
-        <w:rPr>
-          <w:lang w:val="es-ES"/>
-        </w:rPr>
-        <w:t xml:space="preserve"> (A_OV, A_S, A_DS) -&gt; </w:t>
-      </w:r>
-      <w:proofErr w:type="spellStart"/>
-      <w:r>
-        <w:rPr>
-          <w:lang w:val="es-ES"/>
-        </w:rPr>
-        <w:t>C_global</w:t>
-      </w:r>
-      <w:proofErr w:type="spellEnd"/>
+      </w:pPr>
+      <w:r>
+        <w:t>H : (A_OV, A_S, A_DS) -&gt; C_global</w:t>
+      </w:r>
     </w:p>
     <w:p>
       <w:pPr>
@@ -17850,89 +17024,37 @@
           <w:lang w:val="es-ES"/>
         </w:rPr>
       </w:pPr>
-      <w:proofErr w:type="spellStart"/>
-      <w:r>
-        <w:rPr>
-          <w:lang w:val="es-ES"/>
-        </w:rPr>
-        <w:t>C_global</w:t>
-      </w:r>
-      <w:proofErr w:type="spellEnd"/>
-      <w:r>
-        <w:rPr>
-          <w:lang w:val="es-ES"/>
-        </w:rPr>
-        <w:t xml:space="preserve"> = H(</w:t>
-      </w:r>
-      <w:proofErr w:type="spellStart"/>
-      <w:r>
-        <w:rPr>
-          <w:lang w:val="es-ES"/>
-        </w:rPr>
-        <w:t>state</w:t>
-      </w:r>
-      <w:proofErr w:type="spellEnd"/>
-      <w:r>
-        <w:rPr>
-          <w:lang w:val="es-ES"/>
-        </w:rPr>
-        <w:t xml:space="preserve">(A_OV), </w:t>
-      </w:r>
-      <w:proofErr w:type="spellStart"/>
-      <w:r>
-        <w:rPr>
-          <w:lang w:val="es-ES"/>
-        </w:rPr>
-        <w:t>state</w:t>
-      </w:r>
-      <w:proofErr w:type="spellEnd"/>
-      <w:r>
-        <w:rPr>
-          <w:lang w:val="es-ES"/>
-        </w:rPr>
-        <w:t xml:space="preserve">(A_S), </w:t>
-      </w:r>
-      <w:proofErr w:type="spellStart"/>
-      <w:r>
-        <w:rPr>
-          <w:lang w:val="es-ES"/>
-        </w:rPr>
-        <w:t>state</w:t>
-      </w:r>
-      <w:proofErr w:type="spellEnd"/>
-      <w:r>
-        <w:rPr>
-          <w:lang w:val="es-ES"/>
-        </w:rPr>
-        <w:t xml:space="preserve">(A_DS), </w:t>
-      </w:r>
-      <w:proofErr w:type="spellStart"/>
-      <w:r>
-        <w:rPr>
-          <w:lang w:val="es-ES"/>
-        </w:rPr>
-        <w:t>Hist</w:t>
-      </w:r>
-      <w:proofErr w:type="spellEnd"/>
-      <w:r>
-        <w:rPr>
-          <w:lang w:val="es-ES"/>
-        </w:rPr>
-        <w:t>)</w:t>
-      </w:r>
-    </w:p>
-    <w:p>
-      <w:pPr>
-        <w:spacing w:after="100" w:line="264" w:lineRule="auto"/>
-        <w:rPr>
-          <w:lang w:val="es-ES"/>
-        </w:rPr>
-      </w:pPr>
-      <w:r>
-        <w:rPr>
-          <w:lang w:val="es-ES"/>
-        </w:rPr>
-        <w:t>Esto significa que T6 integra:</w:t>
+      <w:r>
+        <w:rPr>
+          <w:lang w:val="es-ES"/>
+        </w:rPr>
+        <w:t>C_global = H(state(A_OV), state(A_S), state(A_DS), Hist)</w:t>
+      </w:r>
+    </w:p>
+    <w:p>
+      <w:pPr>
+        <w:spacing w:after="100" w:line="264" w:lineRule="auto"/>
+        <w:rPr>
+          <w:lang w:val="es-ES"/>
+        </w:rPr>
+      </w:pPr>
+      <w:r>
+        <w:rPr>
+          <w:lang w:val="es-ES"/>
+        </w:rPr>
+        <w:t>Esto significa que T</w:t>
+      </w:r>
+      <w:r>
+        <w:rPr>
+          <w:lang w:val="es-ES"/>
+        </w:rPr>
+        <w:t>7</w:t>
+      </w:r>
+      <w:r>
+        <w:rPr>
+          <w:lang w:val="es-ES"/>
+        </w:rPr>
+        <w:t xml:space="preserve"> integra:</w:t>
       </w:r>
     </w:p>
     <w:p>
@@ -17962,7 +17084,6 @@
         <w:rPr>
           <w:lang w:val="es-ES"/>
         </w:rPr>
-        <w:lastRenderedPageBreak/>
         <w:t>regla de espacio actualmente activa,</w:t>
       </w:r>
     </w:p>
@@ -18042,21 +17163,8 @@
       <w:pPr>
         <w:spacing w:after="100" w:line="264" w:lineRule="auto"/>
       </w:pPr>
-      <w:proofErr w:type="spellStart"/>
-      <w:r>
-        <w:t>D_new</w:t>
-      </w:r>
-      <w:proofErr w:type="spellEnd"/>
-      <w:r>
-        <w:t xml:space="preserve">(x) ⊂ </w:t>
-      </w:r>
-      <w:proofErr w:type="spellStart"/>
-      <w:r>
-        <w:t>D_old</w:t>
-      </w:r>
-      <w:proofErr w:type="spellEnd"/>
-      <w:r>
-        <w:t>(x)</w:t>
+      <w:r>
+        <w:t>D_new(x) ⊂ D_old(x)</w:t>
       </w:r>
     </w:p>
     <w:p>
@@ -18098,77 +17206,21 @@
         <w:rPr>
           <w:lang w:val="es-ES"/>
         </w:rPr>
-        <w:t xml:space="preserve">propagar(x): si </w:t>
-      </w:r>
-      <w:proofErr w:type="spellStart"/>
-      <w:r>
-        <w:rPr>
-          <w:lang w:val="es-ES"/>
-        </w:rPr>
-        <w:t>D_new</w:t>
-      </w:r>
-      <w:proofErr w:type="spellEnd"/>
-      <w:r>
-        <w:rPr>
-          <w:lang w:val="es-ES"/>
-        </w:rPr>
-        <w:t xml:space="preserve">(x) ⊂ </w:t>
-      </w:r>
-      <w:proofErr w:type="spellStart"/>
-      <w:r>
-        <w:rPr>
-          <w:lang w:val="es-ES"/>
-        </w:rPr>
-        <w:t>D_old</w:t>
-      </w:r>
-      <w:proofErr w:type="spellEnd"/>
-      <w:r>
-        <w:rPr>
-          <w:lang w:val="es-ES"/>
-        </w:rPr>
-        <w:t xml:space="preserve">(x), entonces para todo y en </w:t>
-      </w:r>
-      <w:proofErr w:type="spellStart"/>
-      <w:r>
-        <w:rPr>
-          <w:lang w:val="es-ES"/>
-        </w:rPr>
-        <w:t>Succ</w:t>
-      </w:r>
-      <w:proofErr w:type="spellEnd"/>
-      <w:r>
-        <w:rPr>
-          <w:lang w:val="es-ES"/>
-        </w:rPr>
-        <w:t>(x), revisar(y)</w:t>
-      </w:r>
-    </w:p>
-    <w:p>
-      <w:pPr>
-        <w:spacing w:after="100" w:line="264" w:lineRule="auto"/>
-        <w:rPr>
-          <w:lang w:val="es-ES"/>
-        </w:rPr>
-      </w:pPr>
-      <w:r>
-        <w:rPr>
-          <w:lang w:val="es-ES"/>
-        </w:rPr>
-        <w:t xml:space="preserve">donde </w:t>
-      </w:r>
-      <w:proofErr w:type="spellStart"/>
-      <w:r>
-        <w:rPr>
-          <w:lang w:val="es-ES"/>
-        </w:rPr>
-        <w:t>Succ</w:t>
-      </w:r>
-      <w:proofErr w:type="spellEnd"/>
-      <w:r>
-        <w:rPr>
-          <w:lang w:val="es-ES"/>
-        </w:rPr>
-        <w:t>(x) es el conjunto de nodos dependientes de x.</w:t>
+        <w:t>propagar(x): si D_new(x) ⊂ D_old(x), entonces para todo y en Succ(x), revisar(y)</w:t>
+      </w:r>
+    </w:p>
+    <w:p>
+      <w:pPr>
+        <w:spacing w:after="100" w:line="264" w:lineRule="auto"/>
+        <w:rPr>
+          <w:lang w:val="es-ES"/>
+        </w:rPr>
+      </w:pPr>
+      <w:r>
+        <w:rPr>
+          <w:lang w:val="es-ES"/>
+        </w:rPr>
+        <w:t>donde Succ(x) es el conjunto de nodos dependientes de x.</w:t>
       </w:r>
     </w:p>
     <w:p>
@@ -18270,21 +17322,7 @@
         <w:rPr>
           <w:lang w:val="es-ES"/>
         </w:rPr>
-        <w:t xml:space="preserve">12.9 Acoplamiento paralelo de los </w:t>
-      </w:r>
-      <w:proofErr w:type="spellStart"/>
-      <w:r>
-        <w:rPr>
-          <w:lang w:val="es-ES"/>
-        </w:rPr>
-        <w:t>transcenders</w:t>
-      </w:r>
-      <w:proofErr w:type="spellEnd"/>
-      <w:r>
-        <w:rPr>
-          <w:lang w:val="es-ES"/>
-        </w:rPr>
-        <w:t xml:space="preserve"> de la ventana operativa</w:t>
+        <w:t>12.9 Acoplamiento paralelo de los transcenders de la ventana operativa</w:t>
       </w:r>
     </w:p>
     <w:p>
@@ -18336,33 +17374,11 @@
           <w:lang w:val="es-ES"/>
         </w:rPr>
       </w:pPr>
-      <w:proofErr w:type="spellStart"/>
-      <w:r>
-        <w:rPr>
-          <w:lang w:val="es-ES"/>
-        </w:rPr>
-        <w:t>Tr_i</w:t>
-      </w:r>
-      <w:proofErr w:type="spellEnd"/>
-      <w:r>
-        <w:rPr>
-          <w:lang w:val="es-ES"/>
-        </w:rPr>
-        <w:t xml:space="preserve"> ~ </w:t>
-      </w:r>
-      <w:proofErr w:type="spellStart"/>
-      <w:r>
-        <w:rPr>
-          <w:lang w:val="es-ES"/>
-        </w:rPr>
-        <w:t>Tr_j</w:t>
-      </w:r>
-      <w:proofErr w:type="spellEnd"/>
-      <w:r>
-        <w:rPr>
-          <w:lang w:val="es-ES"/>
-        </w:rPr>
-        <w:t xml:space="preserve"> si comparten al menos un nodo del grafo de restricciones</w:t>
+      <w:r>
+        <w:rPr>
+          <w:lang w:val="es-ES"/>
+        </w:rPr>
+        <w:t>Tr_i ~ Tr_j si comparten al menos un nodo del grafo de restricciones</w:t>
       </w:r>
     </w:p>
     <w:p>
@@ -18384,21 +17400,8 @@
         <w:pStyle w:val="ListBullet"/>
         <w:spacing w:after="40"/>
       </w:pPr>
-      <w:proofErr w:type="spellStart"/>
-      <w:r>
-        <w:t>compartir</w:t>
-      </w:r>
-      <w:proofErr w:type="spellEnd"/>
-      <w:r>
-        <w:t xml:space="preserve"> </w:t>
-      </w:r>
-      <w:proofErr w:type="spellStart"/>
-      <w:r>
-        <w:t>el</w:t>
-      </w:r>
-      <w:proofErr w:type="spellEnd"/>
-      <w:r>
-        <w:t xml:space="preserve"> OV,</w:t>
+      <w:r>
+        <w:t>compartir el OV,</w:t>
       </w:r>
     </w:p>
     <w:p>
@@ -18456,48 +17459,21 @@
         <w:rPr>
           <w:lang w:val="es-ES"/>
         </w:rPr>
-        <w:t>D_VO = ⋃_{i=</w:t>
-      </w:r>
-      <w:proofErr w:type="gramStart"/>
-      <w:r>
-        <w:rPr>
-          <w:lang w:val="es-ES"/>
-        </w:rPr>
-        <w:t>1}^</w:t>
-      </w:r>
-      <w:proofErr w:type="gramEnd"/>
-      <w:r>
-        <w:rPr>
-          <w:lang w:val="es-ES"/>
-        </w:rPr>
-        <w:t>{13} D(</w:t>
-      </w:r>
-      <w:proofErr w:type="spellStart"/>
-      <w:r>
-        <w:rPr>
-          <w:lang w:val="es-ES"/>
-        </w:rPr>
-        <w:t>Tr_i</w:t>
-      </w:r>
-      <w:proofErr w:type="spellEnd"/>
-      <w:r>
-        <w:rPr>
-          <w:lang w:val="es-ES"/>
-        </w:rPr>
-        <w:t>)</w:t>
-      </w:r>
-    </w:p>
-    <w:p>
-      <w:pPr>
-        <w:spacing w:after="100" w:line="264" w:lineRule="auto"/>
-        <w:rPr>
-          <w:lang w:val="es-ES"/>
-        </w:rPr>
-      </w:pPr>
-      <w:r>
-        <w:rPr>
-          <w:lang w:val="es-ES"/>
-        </w:rPr>
+        <w:t>D_VO = ⋃_{i=1}^{13} D(Tr_i)</w:t>
+      </w:r>
+    </w:p>
+    <w:p>
+      <w:pPr>
+        <w:spacing w:after="100" w:line="264" w:lineRule="auto"/>
+        <w:rPr>
+          <w:lang w:val="es-ES"/>
+        </w:rPr>
+      </w:pPr>
+      <w:r>
+        <w:rPr>
+          <w:lang w:val="es-ES"/>
+        </w:rPr>
+        <w:lastRenderedPageBreak/>
         <w:t>La cascada de propagación no ocurre de forma aislada en cada transcender, sino sobre este dominio conjunto como un grafo global integrado.</w:t>
       </w:r>
     </w:p>
@@ -18526,49 +17502,21 @@
         <w:rPr>
           <w:lang w:val="es-ES"/>
         </w:rPr>
-        <w:t xml:space="preserve">D_VO(t+1) = </w:t>
-      </w:r>
-      <w:proofErr w:type="spellStart"/>
-      <w:r>
-        <w:rPr>
-          <w:lang w:val="es-ES"/>
-        </w:rPr>
-        <w:t>Gamma_VO</w:t>
-      </w:r>
-      <w:proofErr w:type="spellEnd"/>
-      <w:r>
-        <w:rPr>
-          <w:lang w:val="es-ES"/>
-        </w:rPr>
-        <w:t>(D_VO(t))</w:t>
-      </w:r>
-    </w:p>
-    <w:p>
-      <w:pPr>
-        <w:spacing w:after="100" w:line="264" w:lineRule="auto"/>
-        <w:rPr>
-          <w:lang w:val="es-ES"/>
-        </w:rPr>
-      </w:pPr>
-      <w:r>
-        <w:rPr>
-          <w:lang w:val="es-ES"/>
-        </w:rPr>
-        <w:t xml:space="preserve">Por tanto, el análisis de resolución y punto fijo debe hacerse sobre el grafo unión de la ventana operativa, no sobre </w:t>
-      </w:r>
-      <w:proofErr w:type="spellStart"/>
-      <w:r>
-        <w:rPr>
-          <w:lang w:val="es-ES"/>
-        </w:rPr>
-        <w:t>transcenders</w:t>
-      </w:r>
-      <w:proofErr w:type="spellEnd"/>
-      <w:r>
-        <w:rPr>
-          <w:lang w:val="es-ES"/>
-        </w:rPr>
-        <w:t xml:space="preserve"> aislados.</w:t>
+        <w:t>D_VO(t+1) = Gamma_VO(D_VO(t))</w:t>
+      </w:r>
+    </w:p>
+    <w:p>
+      <w:pPr>
+        <w:spacing w:after="100" w:line="264" w:lineRule="auto"/>
+        <w:rPr>
+          <w:lang w:val="es-ES"/>
+        </w:rPr>
+      </w:pPr>
+      <w:r>
+        <w:rPr>
+          <w:lang w:val="es-ES"/>
+        </w:rPr>
+        <w:t>Por tanto, el análisis de resolución y punto fijo debe hacerse sobre el grafo unión de la ventana operativa, no sobre transcenders aislados.</w:t>
       </w:r>
     </w:p>
     <w:p>
@@ -18582,7 +17530,6 @@
         <w:rPr>
           <w:lang w:val="es-ES"/>
         </w:rPr>
-        <w:lastRenderedPageBreak/>
         <w:t>12.10 Resolución por punto fijo</w:t>
       </w:r>
     </w:p>
@@ -18726,21 +17673,7 @@
         <w:rPr>
           <w:lang w:val="es-ES"/>
         </w:rPr>
-        <w:t xml:space="preserve">En el caso coherente, la cascada culmina en la emergencia de </w:t>
-      </w:r>
-      <w:proofErr w:type="spellStart"/>
-      <w:r>
-        <w:rPr>
-          <w:lang w:val="es-ES"/>
-        </w:rPr>
-        <w:t>C_global</w:t>
-      </w:r>
-      <w:proofErr w:type="spellEnd"/>
-      <w:r>
-        <w:rPr>
-          <w:lang w:val="es-ES"/>
-        </w:rPr>
-        <w:t xml:space="preserve"> en el armonizador. Es decir: el comando no se impone desde fuera, sino que emerge cuando la red de restricciones estabiliza dirección, coherencia y gasto en un estado compatible.</w:t>
+        <w:t>En el caso coherente, la cascada culmina en la emergencia de C_global en el armonizador. Es decir: el comando no se impone desde fuera, sino que emerge cuando la red de restricciones estabiliza dirección, coherencia y gasto en un estado compatible.</w:t>
       </w:r>
     </w:p>
     <w:p>
@@ -18868,35 +17801,7 @@
         <w:rPr>
           <w:lang w:val="es-ES"/>
         </w:rPr>
-        <w:t xml:space="preserve">La activación responde a </w:t>
-      </w:r>
-      <w:proofErr w:type="spellStart"/>
-      <w:r>
-        <w:rPr>
-          <w:lang w:val="es-ES"/>
-        </w:rPr>
-        <w:t>D_new</w:t>
-      </w:r>
-      <w:proofErr w:type="spellEnd"/>
-      <w:r>
-        <w:rPr>
-          <w:lang w:val="es-ES"/>
-        </w:rPr>
-        <w:t xml:space="preserve">(x) ⊂ </w:t>
-      </w:r>
-      <w:proofErr w:type="spellStart"/>
-      <w:r>
-        <w:rPr>
-          <w:lang w:val="es-ES"/>
-        </w:rPr>
-        <w:t>D_old</w:t>
-      </w:r>
-      <w:proofErr w:type="spellEnd"/>
-      <w:r>
-        <w:rPr>
-          <w:lang w:val="es-ES"/>
-        </w:rPr>
-        <w:t>(x) =&gt; emitir evento(x).</w:t>
+        <w:t>La activación responde a D_new(x) ⊂ D_old(x) =&gt; emitir evento(x).</w:t>
       </w:r>
     </w:p>
     <w:p>
@@ -18932,21 +17837,8 @@
         <w:pStyle w:val="ListBullet"/>
         <w:spacing w:after="40"/>
       </w:pPr>
-      <w:proofErr w:type="spellStart"/>
-      <w:r>
-        <w:t>alcanzar</w:t>
-      </w:r>
-      <w:proofErr w:type="spellEnd"/>
-      <w:r>
-        <w:t xml:space="preserve"> </w:t>
-      </w:r>
-      <w:proofErr w:type="spellStart"/>
-      <w:r>
-        <w:t>d_CSP</w:t>
-      </w:r>
-      <w:proofErr w:type="spellEnd"/>
-      <w:r>
-        <w:t xml:space="preserve"> = (1,1,1),</w:t>
+      <w:r>
+        <w:t>alcanzar d_CSP = (1,1,1),</w:t>
       </w:r>
     </w:p>
     <w:p>
@@ -19013,6 +17905,7 @@
         <w:rPr>
           <w:lang w:val="es-ES"/>
         </w:rPr>
+        <w:lastRenderedPageBreak/>
         <w:t>grafo estructural de restricciones G_R,</w:t>
       </w:r>
     </w:p>
@@ -19098,7 +17991,6 @@
         <w:rPr>
           <w:lang w:val="es-ES"/>
         </w:rPr>
-        <w:lastRenderedPageBreak/>
         <w:t>Entre sus nodos típicos están:</w:t>
       </w:r>
     </w:p>
@@ -19114,35 +18006,33 @@
         <w:rPr>
           <w:lang w:val="es-ES"/>
         </w:rPr>
-        <w:t>trits, dimensiones, DD, FE por rol, RLE, DS, semillas operativas, caras T1..T6, anclas compartidas, OV y comando global.</w:t>
-      </w:r>
-    </w:p>
-    <w:p>
-      <w:pPr>
-        <w:spacing w:after="100" w:line="264" w:lineRule="auto"/>
-        <w:rPr>
-          <w:lang w:val="es-ES"/>
-        </w:rPr>
-      </w:pPr>
-      <w:r>
-        <w:rPr>
-          <w:lang w:val="es-ES"/>
-        </w:rPr>
-        <w:t xml:space="preserve">Una arista x -&gt; y significa que una reducción en D(x) puede restringir D(y). G_R es estable y define la topología sobre la que actúa </w:t>
-      </w:r>
-      <w:proofErr w:type="spellStart"/>
-      <w:r>
-        <w:rPr>
-          <w:lang w:val="es-ES"/>
-        </w:rPr>
-        <w:t>Gamma_VO</w:t>
-      </w:r>
-      <w:proofErr w:type="spellEnd"/>
-      <w:r>
-        <w:rPr>
-          <w:lang w:val="es-ES"/>
-        </w:rPr>
-        <w:t>.</w:t>
+        <w:t>trits, dimensiones, DD, FE por rol, RLE, DS, semillas operativas, caras T1..T</w:t>
+      </w:r>
+      <w:r>
+        <w:rPr>
+          <w:lang w:val="es-ES"/>
+        </w:rPr>
+        <w:t>7</w:t>
+      </w:r>
+      <w:r>
+        <w:rPr>
+          <w:lang w:val="es-ES"/>
+        </w:rPr>
+        <w:t>, anclas compartidas, OV y comando global.</w:t>
+      </w:r>
+    </w:p>
+    <w:p>
+      <w:pPr>
+        <w:spacing w:after="100" w:line="264" w:lineRule="auto"/>
+        <w:rPr>
+          <w:lang w:val="es-ES"/>
+        </w:rPr>
+      </w:pPr>
+      <w:r>
+        <w:rPr>
+          <w:lang w:val="es-ES"/>
+        </w:rPr>
+        <w:t>Una arista x -&gt; y significa que una reducción en D(x) puede restringir D(y). G_R es estable y define la topología sobre la que actúa Gamma_VO.</w:t>
       </w:r>
     </w:p>
     <w:p>
@@ -19212,63 +18102,21 @@
         <w:rPr>
           <w:lang w:val="es-ES"/>
         </w:rPr>
-        <w:t xml:space="preserve">p = (D, OV, A_DS, A_S, A_OV, </w:t>
-      </w:r>
-      <w:proofErr w:type="spellStart"/>
-      <w:r>
-        <w:rPr>
-          <w:lang w:val="es-ES"/>
-        </w:rPr>
-        <w:t>E_global</w:t>
-      </w:r>
-      <w:proofErr w:type="spellEnd"/>
-      <w:r>
-        <w:rPr>
-          <w:lang w:val="es-ES"/>
-        </w:rPr>
-        <w:t>)</w:t>
-      </w:r>
-    </w:p>
-    <w:p>
-      <w:pPr>
-        <w:spacing w:after="100" w:line="264" w:lineRule="auto"/>
-        <w:rPr>
-          <w:lang w:val="es-ES"/>
-        </w:rPr>
-      </w:pPr>
-      <w:r>
-        <w:rPr>
-          <w:lang w:val="es-ES"/>
-        </w:rPr>
-        <w:t xml:space="preserve">Una transición </w:t>
-      </w:r>
-      <w:proofErr w:type="spellStart"/>
-      <w:r>
-        <w:rPr>
-          <w:lang w:val="es-ES"/>
-        </w:rPr>
-        <w:t>p_i</w:t>
-      </w:r>
-      <w:proofErr w:type="spellEnd"/>
-      <w:r>
-        <w:rPr>
-          <w:lang w:val="es-ES"/>
-        </w:rPr>
-        <w:t xml:space="preserve"> -&gt; </w:t>
-      </w:r>
-      <w:proofErr w:type="spellStart"/>
-      <w:r>
-        <w:rPr>
-          <w:lang w:val="es-ES"/>
-        </w:rPr>
-        <w:t>p_j</w:t>
-      </w:r>
-      <w:proofErr w:type="spellEnd"/>
-      <w:r>
-        <w:rPr>
-          <w:lang w:val="es-ES"/>
-        </w:rPr>
-        <w:t xml:space="preserve"> se registra solo si ocurre al menos una de estas condiciones:</w:t>
+        <w:t>p = (D, OV, A_DS, A_S, A_OV, E_global)</w:t>
+      </w:r>
+    </w:p>
+    <w:p>
+      <w:pPr>
+        <w:spacing w:after="100" w:line="264" w:lineRule="auto"/>
+        <w:rPr>
+          <w:lang w:val="es-ES"/>
+        </w:rPr>
+      </w:pPr>
+      <w:r>
+        <w:rPr>
+          <w:lang w:val="es-ES"/>
+        </w:rPr>
+        <w:t>Una transición p_i -&gt; p_j se registra solo si ocurre al menos una de estas condiciones:</w:t>
       </w:r>
     </w:p>
     <w:p>
@@ -19276,21 +18124,8 @@
         <w:pStyle w:val="ListBullet"/>
         <w:spacing w:after="40"/>
       </w:pPr>
-      <w:proofErr w:type="spellStart"/>
-      <w:r>
-        <w:t>D_j</w:t>
-      </w:r>
-      <w:proofErr w:type="spellEnd"/>
-      <w:r>
-        <w:t xml:space="preserve"> ⊂ </w:t>
-      </w:r>
-      <w:proofErr w:type="spellStart"/>
-      <w:r>
-        <w:t>D_i</w:t>
-      </w:r>
-      <w:proofErr w:type="spellEnd"/>
-      <w:r>
-        <w:t>,</w:t>
+      <w:r>
+        <w:t>D_j ⊂ D_i,</w:t>
       </w:r>
     </w:p>
     <w:p>
@@ -19339,15 +18174,7 @@
         <w:pStyle w:val="Heading3"/>
       </w:pPr>
       <w:r>
-        <w:t xml:space="preserve">12.12.3 </w:t>
-      </w:r>
-      <w:proofErr w:type="spellStart"/>
-      <w:r>
-        <w:t>Relación</w:t>
-      </w:r>
-      <w:proofErr w:type="spellEnd"/>
-      <w:r>
-        <w:t xml:space="preserve"> entre ambos</w:t>
+        <w:t>12.12.3 Relación entre ambos</w:t>
       </w:r>
     </w:p>
     <w:p>
@@ -19549,6 +18376,7 @@
         <w:rPr>
           <w:lang w:val="es-ES"/>
         </w:rPr>
+        <w:lastRenderedPageBreak/>
         <w:t>conservar solo los últimos K estados por SpaceID,</w:t>
       </w:r>
     </w:p>
@@ -19564,21 +18392,7 @@
         <w:rPr>
           <w:lang w:val="es-ES"/>
         </w:rPr>
-        <w:t xml:space="preserve">fusionar estados con la misma firma </w:t>
-      </w:r>
-      <w:proofErr w:type="spellStart"/>
-      <w:r>
-        <w:rPr>
-          <w:lang w:val="es-ES"/>
-        </w:rPr>
-        <w:t>sig</w:t>
-      </w:r>
-      <w:proofErr w:type="spellEnd"/>
-      <w:r>
-        <w:rPr>
-          <w:lang w:val="es-ES"/>
-        </w:rPr>
-        <w:t>(p) = (D, OV, A_DS, A_S, A_OV),</w:t>
+        <w:t>fusionar estados con la misma firma sig(p) = (D, OV, A_DS, A_S, A_OV),</w:t>
       </w:r>
     </w:p>
     <w:p>
@@ -19635,7 +18449,6 @@
         <w:rPr>
           <w:lang w:val="es-ES"/>
         </w:rPr>
-        <w:lastRenderedPageBreak/>
         <w:t>Por tanto, el grafo total es la pirámide viva formada por todos esos tensores anidados, actualizados y podados a medida que la ventana operativa descubre patrones reutilizables.</w:t>
       </w:r>
     </w:p>
@@ -19824,21 +18637,7 @@
         <w:rPr>
           <w:lang w:val="es-ES"/>
         </w:rPr>
-        <w:t xml:space="preserve">La búsqueda no es única para todo el sistema. Cada cara consulta con una firma parcial </w:t>
-      </w:r>
-      <w:proofErr w:type="spellStart"/>
-      <w:r>
-        <w:rPr>
-          <w:lang w:val="es-ES"/>
-        </w:rPr>
-        <w:t>q_face</w:t>
-      </w:r>
-      <w:proofErr w:type="spellEnd"/>
-      <w:r>
-        <w:rPr>
-          <w:lang w:val="es-ES"/>
-        </w:rPr>
-        <w:t xml:space="preserve"> = (firma conocida, anclas disponibles, campos faltantes, modo y SpaceID) y aplica el criterio que mejor le conviene.</w:t>
+        <w:t>La búsqueda no es única para todo el sistema. Cada cara consulta con una firma parcial q_face = (firma conocida, anclas disponibles, campos faltantes, modo y SpaceID) y aplica el criterio que mejor le conviene.</w:t>
       </w:r>
     </w:p>
     <w:p>
@@ -19898,6 +18697,7 @@
         <w:rPr>
           <w:lang w:val="es-ES"/>
         </w:rPr>
+        <w:lastRenderedPageBreak/>
         <w:t>12.14.4 Vistas especializadas del mismo grafo</w:t>
       </w:r>
     </w:p>
@@ -19982,7 +18782,6 @@
         <w:rPr>
           <w:lang w:val="es-ES"/>
         </w:rPr>
-        <w:lastRenderedPageBreak/>
         <w:t>12.14.5 Sustitución, validación y poda</w:t>
       </w:r>
     </w:p>
@@ -20011,49 +18810,7 @@
         <w:rPr>
           <w:lang w:val="es-ES"/>
         </w:rPr>
-        <w:t xml:space="preserve">Formalmente, una cara consulta </w:t>
-      </w:r>
-      <w:proofErr w:type="spellStart"/>
-      <w:r>
-        <w:rPr>
-          <w:lang w:val="es-ES"/>
-        </w:rPr>
-        <w:t>Sigma_face</w:t>
-      </w:r>
-      <w:proofErr w:type="spellEnd"/>
-      <w:r>
-        <w:rPr>
-          <w:lang w:val="es-ES"/>
-        </w:rPr>
-        <w:t xml:space="preserve">(q) -&gt; {TK_1, TK_2, ..., </w:t>
-      </w:r>
-      <w:proofErr w:type="spellStart"/>
-      <w:r>
-        <w:rPr>
-          <w:lang w:val="es-ES"/>
-        </w:rPr>
-        <w:t>TK_n</w:t>
-      </w:r>
-      <w:proofErr w:type="spellEnd"/>
-      <w:r>
-        <w:rPr>
-          <w:lang w:val="es-ES"/>
-        </w:rPr>
-        <w:t xml:space="preserve">}, genera propuestas a partir de esos tensores y las valida mediante </w:t>
-      </w:r>
-      <w:proofErr w:type="gramStart"/>
-      <w:r>
-        <w:rPr>
-          <w:lang w:val="es-ES"/>
-        </w:rPr>
-        <w:t>Val(</w:t>
-      </w:r>
-      <w:proofErr w:type="gramEnd"/>
-      <w:r>
-        <w:rPr>
-          <w:lang w:val="es-ES"/>
-        </w:rPr>
-        <w:t>s, propuesta) ∈ {coherente, ambiguo, imposible}.</w:t>
+        <w:t>Formalmente, una cara consulta Sigma_face(q) -&gt; {TK_1, TK_2, ..., TK_n}, genera propuestas a partir de esos tensores y las valida mediante Val(s, propuesta) ∈ {coherente, ambiguo, imposible}.</w:t>
       </w:r>
     </w:p>
     <w:p>
@@ -20269,21 +19026,7 @@
         <w:rPr>
           <w:lang w:val="es-ES"/>
         </w:rPr>
-        <w:t xml:space="preserve">Esto generaliza el comportamiento del Trigate a todos los niveles del sistema y permite interpretar las caras como </w:t>
-      </w:r>
-      <w:proofErr w:type="spellStart"/>
-      <w:r>
-        <w:rPr>
-          <w:lang w:val="es-ES"/>
-        </w:rPr>
-        <w:t>resolvedores</w:t>
-      </w:r>
-      <w:proofErr w:type="spellEnd"/>
-      <w:r>
-        <w:rPr>
-          <w:lang w:val="es-ES"/>
-        </w:rPr>
-        <w:t xml:space="preserve"> parciales que completan una terna a partir de dos elementos conocidos.</w:t>
+        <w:t>Esto generaliza el comportamiento del Trigate a todos los niveles del sistema y permite interpretar las caras como resolvedores parciales que completan una terna a partir de dos elementos conocidos.</w:t>
       </w:r>
     </w:p>
     <w:p>
@@ -20311,6 +19054,7 @@
         <w:rPr>
           <w:lang w:val="es-ES"/>
         </w:rPr>
+        <w:lastRenderedPageBreak/>
         <w:t>12.19 Autosimilitud tensorial del grafo</w:t>
       </w:r>
     </w:p>
@@ -20353,7 +19097,6 @@
         <w:rPr>
           <w:lang w:val="es-ES"/>
         </w:rPr>
-        <w:lastRenderedPageBreak/>
         <w:t>Una rotación no altera la estructura canónica de la tríada, pero sí reasigna el rol operativo de sus componentes. Así, una misma estructura puede ser leída por distintas caras como índice, mecanismo o valor, según la orientación aplicada.</w:t>
       </w:r>
     </w:p>
@@ -20438,40 +19181,10 @@
         <w:rPr>
           <w:lang w:val="es-ES"/>
         </w:rPr>
-        <w:t xml:space="preserve">Error: existe </w:t>
-      </w:r>
-      <w:proofErr w:type="spellStart"/>
-      <w:r>
-        <w:rPr>
-          <w:lang w:val="es-ES"/>
-        </w:rPr>
-        <w:t>autoreferencia</w:t>
-      </w:r>
-      <w:proofErr w:type="spellEnd"/>
-      <w:r>
-        <w:rPr>
-          <w:lang w:val="es-ES"/>
-        </w:rPr>
-        <w:t xml:space="preserve"> u otra imposibilidad estructural. </w:t>
-      </w:r>
-      <w:r>
-        <w:t xml:space="preserve">No emerge </w:t>
-      </w:r>
-      <w:proofErr w:type="spellStart"/>
-      <w:r>
-        <w:t>información</w:t>
-      </w:r>
-      <w:proofErr w:type="spellEnd"/>
-      <w:r>
-        <w:t xml:space="preserve"> </w:t>
-      </w:r>
-      <w:proofErr w:type="spellStart"/>
-      <w:r>
-        <w:t>válida</w:t>
-      </w:r>
-      <w:proofErr w:type="spellEnd"/>
-      <w:r>
-        <w:t>.</w:t>
+        <w:t xml:space="preserve">Error: existe autoreferencia u otra imposibilidad estructural. </w:t>
+      </w:r>
+      <w:r>
+        <w:t>No emerge información válida.</w:t>
       </w:r>
     </w:p>
     <w:p>
@@ -20486,21 +19199,7 @@
         <w:rPr>
           <w:lang w:val="es-ES"/>
         </w:rPr>
-        <w:t xml:space="preserve">Ambiguo: el sistema mantiene varias soluciones posibles. La salida se conserva como </w:t>
-      </w:r>
-      <w:proofErr w:type="spellStart"/>
-      <w:r>
-        <w:rPr>
-          <w:lang w:val="es-ES"/>
-        </w:rPr>
-        <w:t>carry</w:t>
-      </w:r>
-      <w:proofErr w:type="spellEnd"/>
-      <w:r>
-        <w:rPr>
-          <w:lang w:val="es-ES"/>
-        </w:rPr>
-        <w:t xml:space="preserve"> de dominio y debe continuar su resolución en la siguiente ventana o bajo otro contador.</w:t>
+        <w:t>Ambiguo: el sistema mantiene varias soluciones posibles. La salida se conserva como carry de dominio y debe continuar su resolución en la siguiente ventana o bajo otro contador.</w:t>
       </w:r>
     </w:p>
     <w:p>
@@ -20582,21 +19281,7 @@
         <w:rPr>
           <w:lang w:val="es-ES"/>
         </w:rPr>
-        <w:t xml:space="preserve">La validación estructural depende de evitar </w:t>
-      </w:r>
-      <w:proofErr w:type="spellStart"/>
-      <w:r>
-        <w:rPr>
-          <w:lang w:val="es-ES"/>
-        </w:rPr>
-        <w:t>autoreferencia</w:t>
-      </w:r>
-      <w:proofErr w:type="spellEnd"/>
-      <w:r>
-        <w:rPr>
-          <w:lang w:val="es-ES"/>
-        </w:rPr>
-        <w:t xml:space="preserve"> del rol ES.</w:t>
+        <w:t>La validación estructural depende de evitar autoreferencia del rol ES.</w:t>
       </w:r>
     </w:p>
     <w:p>
@@ -20656,21 +19341,7 @@
         <w:rPr>
           <w:lang w:val="es-ES"/>
         </w:rPr>
-        <w:t xml:space="preserve">E = 0 se gestiona como ambigüedad operativa y puede proyectarse como </w:t>
-      </w:r>
-      <w:proofErr w:type="spellStart"/>
-      <w:r>
-        <w:rPr>
-          <w:lang w:val="es-ES"/>
-        </w:rPr>
-        <w:t>carry</w:t>
-      </w:r>
-      <w:proofErr w:type="spellEnd"/>
-      <w:r>
-        <w:rPr>
-          <w:lang w:val="es-ES"/>
-        </w:rPr>
-        <w:t>.</w:t>
+        <w:t>E = 0 se gestiona como ambigüedad operativa y puede proyectarse como carry.</w:t>
       </w:r>
     </w:p>
     <w:p>
@@ -20743,21 +19414,8 @@
         <w:rPr>
           <w:lang w:val="es-ES"/>
         </w:rPr>
-        <w:t xml:space="preserve">la calibración de K y de la firma </w:t>
-      </w:r>
-      <w:proofErr w:type="spellStart"/>
-      <w:r>
-        <w:rPr>
-          <w:lang w:val="es-ES"/>
-        </w:rPr>
-        <w:t>sig</w:t>
-      </w:r>
-      <w:proofErr w:type="spellEnd"/>
-      <w:r>
-        <w:rPr>
-          <w:lang w:val="es-ES"/>
-        </w:rPr>
-        <w:t>(p) para poda de G_P,</w:t>
+        <w:lastRenderedPageBreak/>
+        <w:t>la calibración de K y de la firma sig(p) para poda de G_P,</w:t>
       </w:r>
     </w:p>
     <w:p>
@@ -20772,21 +19430,7 @@
         <w:rPr>
           <w:lang w:val="es-ES"/>
         </w:rPr>
-        <w:t xml:space="preserve">la especificación final de </w:t>
-      </w:r>
-      <w:proofErr w:type="spellStart"/>
-      <w:r>
-        <w:rPr>
-          <w:lang w:val="es-ES"/>
-        </w:rPr>
-        <w:t>Hist</w:t>
-      </w:r>
-      <w:proofErr w:type="spellEnd"/>
-      <w:r>
-        <w:rPr>
-          <w:lang w:val="es-ES"/>
-        </w:rPr>
-        <w:t xml:space="preserve"> como entrada concreta del armonizador.</w:t>
+        <w:t>la especificación final de Hist como entrada concreta del armonizador.</w:t>
       </w:r>
     </w:p>
     <w:p>
@@ -20823,31 +19467,7 @@
         <w:spacing w:after="40"/>
       </w:pPr>
       <w:r>
-        <w:t xml:space="preserve">la </w:t>
-      </w:r>
-      <w:proofErr w:type="spellStart"/>
-      <w:r>
-        <w:t>ventana</w:t>
-      </w:r>
-      <w:proofErr w:type="spellEnd"/>
-      <w:r>
-        <w:t xml:space="preserve"> </w:t>
-      </w:r>
-      <w:proofErr w:type="spellStart"/>
-      <w:r>
-        <w:t>aporta</w:t>
-      </w:r>
-      <w:proofErr w:type="spellEnd"/>
-      <w:r>
-        <w:t xml:space="preserve"> </w:t>
-      </w:r>
-      <w:proofErr w:type="spellStart"/>
-      <w:r>
-        <w:t>semillas</w:t>
-      </w:r>
-      <w:proofErr w:type="spellEnd"/>
-      <w:r>
-        <w:t>,</w:t>
+        <w:t>la ventana aporta semillas,</w:t>
       </w:r>
     </w:p>
     <w:p>
@@ -20862,7 +19482,6 @@
         <w:rPr>
           <w:lang w:val="es-ES"/>
         </w:rPr>
-        <w:lastRenderedPageBreak/>
         <w:t>cada semilla entra en T1, T2 y T3,</w:t>
       </w:r>
     </w:p>
@@ -20893,21 +19512,7 @@
         <w:rPr>
           <w:lang w:val="es-ES"/>
         </w:rPr>
-        <w:t xml:space="preserve">T5 evalúa el cierre CSP sobre </w:t>
-      </w:r>
-      <w:proofErr w:type="gramStart"/>
-      <w:r>
-        <w:rPr>
-          <w:lang w:val="es-ES"/>
-        </w:rPr>
-        <w:t>la ancla compartida</w:t>
-      </w:r>
-      <w:proofErr w:type="gramEnd"/>
-      <w:r>
-        <w:rPr>
-          <w:lang w:val="es-ES"/>
-        </w:rPr>
-        <w:t>,</w:t>
+        <w:t>T5 evalúa el cierre CSP sobre la ancla compartida,</w:t>
       </w:r>
     </w:p>
     <w:p>
@@ -20922,7 +19527,13 @@
         <w:rPr>
           <w:lang w:val="es-ES"/>
         </w:rPr>
-        <w:t>T6 emite el comando de control,</w:t>
+        <w:t xml:space="preserve">T6 emite el </w:t>
+      </w:r>
+      <w:r>
+        <w:rPr>
+          <w:lang w:val="es-ES"/>
+        </w:rPr>
+        <w:t>determina el orden / gasto para encontrarlo</w:t>
       </w:r>
     </w:p>
     <w:p>
@@ -20937,42 +19548,36 @@
         <w:rPr>
           <w:lang w:val="es-ES"/>
         </w:rPr>
-        <w:t xml:space="preserve">el contador y el comando gobiernan la </w:t>
-      </w:r>
-      <w:proofErr w:type="gramStart"/>
-      <w:r>
-        <w:rPr>
-          <w:lang w:val="es-ES"/>
-        </w:rPr>
-        <w:t>siguiente rotación y la siguiente hipótesis</w:t>
-      </w:r>
-      <w:proofErr w:type="gramEnd"/>
-      <w:r>
-        <w:rPr>
-          <w:lang w:val="es-ES"/>
-        </w:rPr>
-        <w:t xml:space="preserve"> de operación.</w:t>
-      </w:r>
-    </w:p>
-    <w:p>
-      <w:pPr>
-        <w:spacing w:after="100" w:line="264" w:lineRule="auto"/>
-        <w:rPr>
-          <w:lang w:val="es-ES"/>
-        </w:rPr>
-      </w:pPr>
-      <w:r>
-        <w:rPr>
-          <w:lang w:val="es-ES"/>
-        </w:rPr>
-        <w:t xml:space="preserve">Esta es la especificación </w:t>
-      </w:r>
-      <w:proofErr w:type="spellStart"/>
-      <w:r>
-        <w:rPr>
-          <w:lang w:val="es-ES"/>
-        </w:rPr>
-        <w:t>operativ</w:t>
+        <w:t>T7 Obtiene La dirección de T4 DS, El estado de T5, y el gasto de T6 para determinar si el sistema deber seguir operando, debe dar el resultado como aceptable o debe determina la ventana como desestimable.</w:t>
+      </w:r>
+    </w:p>
+    <w:p>
+      <w:pPr>
+        <w:pStyle w:val="ListBullet"/>
+        <w:spacing w:after="40"/>
+        <w:rPr>
+          <w:lang w:val="es-ES"/>
+        </w:rPr>
+      </w:pPr>
+      <w:r>
+        <w:rPr>
+          <w:lang w:val="es-ES"/>
+        </w:rPr>
+        <w:t>el contador y el comando gobiernan la siguiente rotación y la siguiente hipótesis de operación.</w:t>
+      </w:r>
+    </w:p>
+    <w:p>
+      <w:pPr>
+        <w:spacing w:after="100" w:line="264" w:lineRule="auto"/>
+        <w:rPr>
+          <w:lang w:val="es-ES"/>
+        </w:rPr>
+      </w:pPr>
+      <w:r>
+        <w:rPr>
+          <w:lang w:val="es-ES"/>
+        </w:rPr>
+        <w:t>Esta es la especificación operativ</w:t>
       </w:r>
       <w:r>
         <w:rPr>
@@ -20984,14 +19589,7 @@
         <w:rPr>
           <w:lang w:val="es-ES"/>
         </w:rPr>
-        <w:t>a</w:t>
-      </w:r>
-      <w:proofErr w:type="spellEnd"/>
-      <w:r>
-        <w:rPr>
-          <w:lang w:val="es-ES"/>
-        </w:rPr>
-        <w:t xml:space="preserve"> base sobre la que debe enlazarse la entrada y salida de las caras sin cambiar la identidad del modelo.</w:t>
+        <w:t>a base sobre la que debe enlazarse la entrada y salida de las caras sin cambiar la identidad del modelo.</w:t>
       </w:r>
     </w:p>
     <w:p>
@@ -21084,21 +19682,8 @@
         </w:numPr>
         <w:spacing w:after="100" w:line="264" w:lineRule="auto"/>
       </w:pPr>
-      <w:proofErr w:type="spellStart"/>
-      <w:r>
-        <w:t>Anclas</w:t>
-      </w:r>
-      <w:proofErr w:type="spellEnd"/>
-      <w:r>
-        <w:t xml:space="preserve"> </w:t>
-      </w:r>
-      <w:proofErr w:type="spellStart"/>
-      <w:r>
-        <w:t>compartidas</w:t>
-      </w:r>
-      <w:proofErr w:type="spellEnd"/>
-      <w:r>
-        <w:t xml:space="preserve">: </w:t>
+      <w:r>
+        <w:t xml:space="preserve">Anclas compartidas: </w:t>
       </w:r>
     </w:p>
     <w:p>
@@ -21110,23 +19695,7 @@
         <w:spacing w:after="100" w:line="264" w:lineRule="auto"/>
       </w:pPr>
       <w:r>
-        <w:t xml:space="preserve">A_OV: </w:t>
-      </w:r>
-      <w:proofErr w:type="spellStart"/>
-      <w:r>
-        <w:t>ancla</w:t>
-      </w:r>
-      <w:proofErr w:type="spellEnd"/>
-      <w:r>
-        <w:t xml:space="preserve"> de </w:t>
-      </w:r>
-      <w:proofErr w:type="spellStart"/>
-      <w:r>
-        <w:t>orden</w:t>
-      </w:r>
-      <w:proofErr w:type="spellEnd"/>
-      <w:r>
-        <w:t xml:space="preserve"> </w:t>
+        <w:t xml:space="preserve">A_OV: ancla de orden </w:t>
       </w:r>
     </w:p>
     <w:p>
@@ -21156,23 +19725,7 @@
         <w:spacing w:after="100" w:line="264" w:lineRule="auto"/>
       </w:pPr>
       <w:r>
-        <w:t xml:space="preserve">A_DS: </w:t>
-      </w:r>
-      <w:proofErr w:type="spellStart"/>
-      <w:r>
-        <w:t>ancla</w:t>
-      </w:r>
-      <w:proofErr w:type="spellEnd"/>
-      <w:r>
-        <w:t xml:space="preserve"> de </w:t>
-      </w:r>
-      <w:proofErr w:type="spellStart"/>
-      <w:r>
-        <w:t>dirección</w:t>
-      </w:r>
-      <w:proofErr w:type="spellEnd"/>
-      <w:r>
-        <w:t xml:space="preserve"> </w:t>
+        <w:t xml:space="preserve">A_DS: ancla de dirección </w:t>
       </w:r>
     </w:p>
     <w:p>
@@ -21196,15 +19749,7 @@
         <w:spacing w:after="100" w:line="264" w:lineRule="auto"/>
       </w:pPr>
       <w:r>
-        <w:t>T1, T2, T3 (</w:t>
-      </w:r>
-      <w:proofErr w:type="spellStart"/>
-      <w:r>
-        <w:t>exteriores</w:t>
-      </w:r>
-      <w:proofErr w:type="spellEnd"/>
-      <w:r>
-        <w:t xml:space="preserve">) </w:t>
+        <w:t xml:space="preserve">T1, T2, T3 (exteriores) </w:t>
       </w:r>
     </w:p>
     <w:p>
@@ -21216,15 +19761,7 @@
         <w:spacing w:after="100" w:line="264" w:lineRule="auto"/>
       </w:pPr>
       <w:r>
-        <w:t>T4, T5, T6 (</w:t>
-      </w:r>
-      <w:proofErr w:type="spellStart"/>
-      <w:r>
-        <w:t>interiores</w:t>
-      </w:r>
-      <w:proofErr w:type="spellEnd"/>
-      <w:r>
-        <w:t xml:space="preserve">) </w:t>
+        <w:t xml:space="preserve">T4, T5, T6 (interiores) </w:t>
       </w:r>
     </w:p>
     <w:p>
@@ -21235,21 +19772,8 @@
         </w:numPr>
         <w:spacing w:after="100" w:line="264" w:lineRule="auto"/>
       </w:pPr>
-      <w:proofErr w:type="spellStart"/>
-      <w:r>
-        <w:t>Nodo</w:t>
-      </w:r>
-      <w:proofErr w:type="spellEnd"/>
-      <w:r>
-        <w:t xml:space="preserve"> de </w:t>
-      </w:r>
-      <w:proofErr w:type="spellStart"/>
-      <w:r>
-        <w:t>salida</w:t>
-      </w:r>
-      <w:proofErr w:type="spellEnd"/>
-      <w:r>
-        <w:t xml:space="preserve">: </w:t>
+      <w:r>
+        <w:t xml:space="preserve">Nodo de salida: </w:t>
       </w:r>
     </w:p>
     <w:p>
@@ -21260,49 +19784,22 @@
         </w:numPr>
         <w:spacing w:after="100" w:line="264" w:lineRule="auto"/>
       </w:pPr>
-      <w:proofErr w:type="spellStart"/>
-      <w:r>
-        <w:t>X_hat</w:t>
-      </w:r>
-      <w:proofErr w:type="spellEnd"/>
-      <w:r>
-        <w:t xml:space="preserve">: vector </w:t>
-      </w:r>
-      <w:proofErr w:type="spellStart"/>
-      <w:r>
-        <w:t>reconstruido</w:t>
-      </w:r>
-      <w:proofErr w:type="spellEnd"/>
-      <w:r>
-        <w:t xml:space="preserve"> </w:t>
-      </w:r>
-    </w:p>
-    <w:p>
-      <w:pPr>
-        <w:spacing w:after="100" w:line="264" w:lineRule="auto"/>
-        <w:rPr>
-          <w:lang w:val="es-ES"/>
-        </w:rPr>
-      </w:pPr>
-      <w:r>
-        <w:rPr>
-          <w:lang w:val="es-ES"/>
-        </w:rPr>
-        <w:t xml:space="preserve">Este conjunto constituye un </w:t>
-      </w:r>
-      <w:proofErr w:type="spellStart"/>
-      <w:r>
-        <w:rPr>
-          <w:lang w:val="es-ES"/>
-        </w:rPr>
-        <w:t>subcongrafo</w:t>
-      </w:r>
-      <w:proofErr w:type="spellEnd"/>
-      <w:r>
-        <w:rPr>
-          <w:lang w:val="es-ES"/>
-        </w:rPr>
-        <w:t xml:space="preserve"> mínimo del Transcender.</w:t>
+      <w:r>
+        <w:t xml:space="preserve">X_hat: vector reconstruido </w:t>
+      </w:r>
+    </w:p>
+    <w:p>
+      <w:pPr>
+        <w:spacing w:after="100" w:line="264" w:lineRule="auto"/>
+        <w:rPr>
+          <w:lang w:val="es-ES"/>
+        </w:rPr>
+      </w:pPr>
+      <w:r>
+        <w:rPr>
+          <w:lang w:val="es-ES"/>
+        </w:rPr>
+        <w:t>Este conjunto constituye un subcongrafo mínimo del Transcender.</w:t>
       </w:r>
     </w:p>
     <w:p>
@@ -21358,6 +19855,7 @@
         <w:spacing w:after="100" w:line="264" w:lineRule="auto"/>
       </w:pPr>
       <w:r>
+        <w:lastRenderedPageBreak/>
         <w:t xml:space="preserve">D(A_S) = {0,1} </w:t>
       </w:r>
     </w:p>
@@ -21459,7 +19957,6 @@
         <w:rPr>
           <w:lang w:val="es-ES"/>
         </w:rPr>
-        <w:lastRenderedPageBreak/>
         <w:t>Compatibilidad de extensión (T3):</w:t>
       </w:r>
       <w:r>
@@ -21717,15 +20214,7 @@
       </w:r>
       <w:r>
         <w:br/>
-        <w:t xml:space="preserve">T6 </w:t>
-      </w:r>
-      <w:proofErr w:type="spellStart"/>
-      <w:r>
-        <w:t>observa</w:t>
-      </w:r>
-      <w:proofErr w:type="spellEnd"/>
-      <w:r>
-        <w:t>:</w:t>
+        <w:t>T6 observa:</w:t>
       </w:r>
     </w:p>
     <w:p>
@@ -21769,23 +20258,7 @@
         <w:spacing w:after="100" w:line="264" w:lineRule="auto"/>
       </w:pPr>
       <w:r>
-        <w:t xml:space="preserve">y </w:t>
-      </w:r>
-      <w:proofErr w:type="spellStart"/>
-      <w:r>
-        <w:t>emite</w:t>
-      </w:r>
-      <w:proofErr w:type="spellEnd"/>
-      <w:r>
-        <w:t xml:space="preserve"> </w:t>
-      </w:r>
-      <w:proofErr w:type="spellStart"/>
-      <w:r>
-        <w:t>C_global</w:t>
-      </w:r>
-      <w:proofErr w:type="spellEnd"/>
-      <w:r>
-        <w:t>.</w:t>
+        <w:t>y emite C_global.</w:t>
       </w:r>
     </w:p>
     <w:p>
@@ -21797,36 +20270,15 @@
       </w:r>
       <w:r>
         <w:br/>
-        <w:t xml:space="preserve">Se </w:t>
-      </w:r>
-      <w:proofErr w:type="spellStart"/>
-      <w:r>
-        <w:t>evalúa</w:t>
-      </w:r>
-      <w:proofErr w:type="spellEnd"/>
-      <w:r>
-        <w:t>:</w:t>
-      </w:r>
-    </w:p>
-    <w:p>
-      <w:pPr>
-        <w:spacing w:after="100" w:line="264" w:lineRule="auto"/>
-      </w:pPr>
-      <w:proofErr w:type="spellStart"/>
-      <w:r>
-        <w:t>x_hat</w:t>
-      </w:r>
-      <w:proofErr w:type="spellEnd"/>
-      <w:r>
-        <w:t xml:space="preserve"> = </w:t>
-      </w:r>
-      <w:proofErr w:type="gramStart"/>
-      <w:r>
-        <w:t>Phi(</w:t>
-      </w:r>
-      <w:proofErr w:type="gramEnd"/>
-      <w:r>
-        <w:t>A_DS, A_OV, A_S)</w:t>
+        <w:t>Se evalúa:</w:t>
+      </w:r>
+    </w:p>
+    <w:p>
+      <w:pPr>
+        <w:spacing w:after="100" w:line="264" w:lineRule="auto"/>
+      </w:pPr>
+      <w:r>
+        <w:t>x_hat = Phi(A_DS, A_OV, A_S)</w:t>
       </w:r>
     </w:p>
     <w:p>
@@ -21882,6 +20334,7 @@
         <w:spacing w:after="100" w:line="264" w:lineRule="auto"/>
       </w:pPr>
       <w:r>
+        <w:lastRenderedPageBreak/>
         <w:t xml:space="preserve">A_S = {1} </w:t>
       </w:r>
     </w:p>
@@ -21982,7 +20435,6 @@
         <w:rPr>
           <w:lang w:val="es-ES"/>
         </w:rPr>
-        <w:lastRenderedPageBreak/>
         <w:t>p0 = estado inicial ambiguo</w:t>
       </w:r>
       <w:r>
@@ -22257,7 +20709,7 @@
       </w:pPr>
       <w:r>
         <w:pict w14:anchorId="5898901A">
-          <v:rect id="_x0000_i1097" style="width:0;height:1.5pt" o:hralign="center" o:hrstd="t" o:hr="t" fillcolor="#a0a0a0" stroked="f"/>
+          <v:rect id="_x0000_i1025" style="width:0;height:1.5pt" o:hralign="center" o:hrstd="t" o:hr="t" fillcolor="#a0a0a0" stroked="f"/>
         </w:pict>
       </w:r>
     </w:p>
@@ -22290,21 +20742,7 @@
         <w:rPr>
           <w:lang w:val="es-ES"/>
         </w:rPr>
-        <w:t xml:space="preserve">Se utiliza el mismo </w:t>
-      </w:r>
-      <w:proofErr w:type="spellStart"/>
-      <w:r>
-        <w:rPr>
-          <w:lang w:val="es-ES"/>
-        </w:rPr>
-        <w:t>subcongrafo</w:t>
-      </w:r>
-      <w:proofErr w:type="spellEnd"/>
-      <w:r>
-        <w:rPr>
-          <w:lang w:val="es-ES"/>
-        </w:rPr>
-        <w:t xml:space="preserve"> que en el ejemplo anterior:</w:t>
+        <w:t>Se utiliza el mismo subcongrafo que en el ejemplo anterior:</w:t>
       </w:r>
     </w:p>
     <w:p>
@@ -22315,21 +20753,8 @@
         </w:numPr>
         <w:spacing w:after="100" w:line="264" w:lineRule="auto"/>
       </w:pPr>
-      <w:proofErr w:type="spellStart"/>
-      <w:r>
-        <w:t>Anclas</w:t>
-      </w:r>
-      <w:proofErr w:type="spellEnd"/>
-      <w:r>
-        <w:t xml:space="preserve"> </w:t>
-      </w:r>
-      <w:proofErr w:type="spellStart"/>
-      <w:r>
-        <w:t>compartidas</w:t>
-      </w:r>
-      <w:proofErr w:type="spellEnd"/>
-      <w:r>
-        <w:t xml:space="preserve">: </w:t>
+      <w:r>
+        <w:t xml:space="preserve">Anclas compartidas: </w:t>
       </w:r>
     </w:p>
     <w:p>
@@ -22391,6 +20816,9 @@
       <w:r>
         <w:t xml:space="preserve">T1, T2, T3 </w:t>
       </w:r>
+      <w:r>
+        <w:t>- Externa</w:t>
+      </w:r>
     </w:p>
     <w:p>
       <w:pPr>
@@ -22403,6 +20831,21 @@
       <w:r>
         <w:t xml:space="preserve">T4, T5, T6 </w:t>
       </w:r>
+      <w:r>
+        <w:t xml:space="preserve"> -  Interna</w:t>
+      </w:r>
+    </w:p>
+    <w:p>
+      <w:pPr>
+        <w:numPr>
+          <w:ilvl w:val="1"/>
+          <w:numId w:val="18"/>
+        </w:numPr>
+        <w:spacing w:after="100" w:line="264" w:lineRule="auto"/>
+      </w:pPr>
+      <w:r>
+        <w:t>T7 - Armonizador</w:t>
+      </w:r>
     </w:p>
     <w:p>
       <w:pPr>
@@ -22412,21 +20855,9 @@
         </w:numPr>
         <w:spacing w:after="100" w:line="264" w:lineRule="auto"/>
       </w:pPr>
-      <w:proofErr w:type="spellStart"/>
-      <w:r>
-        <w:t>Nodo</w:t>
-      </w:r>
-      <w:proofErr w:type="spellEnd"/>
-      <w:r>
-        <w:t xml:space="preserve"> de </w:t>
-      </w:r>
-      <w:proofErr w:type="spellStart"/>
-      <w:r>
-        <w:t>salida</w:t>
-      </w:r>
-      <w:proofErr w:type="spellEnd"/>
-      <w:r>
-        <w:t xml:space="preserve">: </w:t>
+      <w:r>
+        <w:lastRenderedPageBreak/>
+        <w:t xml:space="preserve">Nodo de salida: </w:t>
       </w:r>
     </w:p>
     <w:p>
@@ -22437,13 +20868,8 @@
         </w:numPr>
         <w:spacing w:after="100" w:line="264" w:lineRule="auto"/>
       </w:pPr>
-      <w:proofErr w:type="spellStart"/>
-      <w:r>
-        <w:t>X_hat</w:t>
-      </w:r>
-      <w:proofErr w:type="spellEnd"/>
-      <w:r>
-        <w:t xml:space="preserve"> </w:t>
+      <w:r>
+        <w:t xml:space="preserve">X_hat </w:t>
       </w:r>
     </w:p>
     <w:p>
@@ -22452,7 +20878,7 @@
       </w:pPr>
       <w:r>
         <w:pict w14:anchorId="6FDD0923">
-          <v:rect id="_x0000_i1098" style="width:0;height:1.5pt" o:hralign="center" o:hrstd="t" o:hr="t" fillcolor="#a0a0a0" stroked="f"/>
+          <v:rect id="_x0000_i1026" style="width:0;height:1.5pt" o:hralign="center" o:hrstd="t" o:hr="t" fillcolor="#a0a0a0" stroked="f"/>
         </w:pict>
       </w:r>
     </w:p>
@@ -22529,9 +20955,8 @@
         <w:spacing w:after="100" w:line="264" w:lineRule="auto"/>
       </w:pPr>
       <w:r>
-        <w:lastRenderedPageBreak/>
         <w:pict w14:anchorId="0DB47FCD">
-          <v:rect id="_x0000_i1099" style="width:0;height:1.5pt" o:hralign="center" o:hrstd="t" o:hr="t" fillcolor="#a0a0a0" stroked="f"/>
+          <v:rect id="_x0000_i1027" style="width:0;height:1.5pt" o:hralign="center" o:hrstd="t" o:hr="t" fillcolor="#a0a0a0" stroked="f"/>
         </w:pict>
       </w:r>
     </w:p>
@@ -22687,7 +21112,7 @@
       </w:pPr>
       <w:r>
         <w:pict w14:anchorId="60978727">
-          <v:rect id="_x0000_i1100" style="width:0;height:1.5pt" o:hralign="center" o:hrstd="t" o:hr="t" fillcolor="#a0a0a0" stroked="f"/>
+          <v:rect id="_x0000_i1028" style="width:0;height:1.5pt" o:hralign="center" o:hrstd="t" o:hr="t" fillcolor="#a0a0a0" stroked="f"/>
         </w:pict>
       </w:r>
     </w:p>
@@ -22810,21 +21235,8 @@
       <w:pPr>
         <w:spacing w:after="100" w:line="264" w:lineRule="auto"/>
       </w:pPr>
-      <w:proofErr w:type="spellStart"/>
-      <w:r>
-        <w:t>Reducción</w:t>
-      </w:r>
-      <w:proofErr w:type="spellEnd"/>
-      <w:r>
-        <w:t xml:space="preserve"> </w:t>
-      </w:r>
-      <w:proofErr w:type="spellStart"/>
-      <w:r>
-        <w:t>efectiva</w:t>
-      </w:r>
-      <w:proofErr w:type="spellEnd"/>
-      <w:r>
-        <w:t>:</w:t>
+      <w:r>
+        <w:t>Reducción efectiva:</w:t>
       </w:r>
     </w:p>
     <w:p>
@@ -22853,23 +21265,7 @@
         <w:spacing w:after="100" w:line="264" w:lineRule="auto"/>
       </w:pPr>
       <w:r>
-        <w:t xml:space="preserve">Se </w:t>
-      </w:r>
-      <w:proofErr w:type="spellStart"/>
-      <w:r>
-        <w:t>emite</w:t>
-      </w:r>
-      <w:proofErr w:type="spellEnd"/>
-      <w:r>
-        <w:t xml:space="preserve"> </w:t>
-      </w:r>
-      <w:proofErr w:type="spellStart"/>
-      <w:r>
-        <w:t>evento</w:t>
-      </w:r>
-      <w:proofErr w:type="spellEnd"/>
-      <w:r>
-        <w:t>.</w:t>
+        <w:t>Se emite evento.</w:t>
       </w:r>
     </w:p>
     <w:p>
@@ -22936,23 +21332,8 @@
         <w:spacing w:after="100" w:line="264" w:lineRule="auto"/>
       </w:pPr>
       <w:r>
-        <w:t xml:space="preserve">Por </w:t>
-      </w:r>
-      <w:proofErr w:type="spellStart"/>
-      <w:r>
-        <w:t>regla</w:t>
-      </w:r>
-      <w:proofErr w:type="spellEnd"/>
-      <w:r>
-        <w:t xml:space="preserve"> de </w:t>
-      </w:r>
-      <w:proofErr w:type="spellStart"/>
-      <w:r>
-        <w:t>compatibilidad</w:t>
-      </w:r>
-      <w:proofErr w:type="spellEnd"/>
-      <w:r>
-        <w:t>:</w:t>
+        <w:lastRenderedPageBreak/>
+        <w:t>Por regla de compatibilidad:</w:t>
       </w:r>
     </w:p>
     <w:p>
@@ -22963,13 +21344,8 @@
         </w:numPr>
         <w:spacing w:after="100" w:line="264" w:lineRule="auto"/>
       </w:pPr>
-      <w:proofErr w:type="spellStart"/>
-      <w:r>
-        <w:t>exige</w:t>
-      </w:r>
-      <w:proofErr w:type="spellEnd"/>
-      <w:r>
-        <w:t xml:space="preserve"> A_S = 1 </w:t>
+      <w:r>
+        <w:t xml:space="preserve">exige A_S = 1 </w:t>
       </w:r>
     </w:p>
     <w:p>
@@ -23002,13 +21378,8 @@
       <w:pPr>
         <w:spacing w:after="100" w:line="264" w:lineRule="auto"/>
       </w:pPr>
-      <w:proofErr w:type="spellStart"/>
-      <w:r>
-        <w:t>Intersección</w:t>
-      </w:r>
-      <w:proofErr w:type="spellEnd"/>
-      <w:r>
-        <w:t>:</w:t>
+      <w:r>
+        <w:t>Intersección:</w:t>
       </w:r>
     </w:p>
     <w:p>
@@ -23036,13 +21407,8 @@
       <w:pPr>
         <w:spacing w:after="100" w:line="264" w:lineRule="auto"/>
       </w:pPr>
-      <w:proofErr w:type="spellStart"/>
-      <w:r>
-        <w:t>Entonces</w:t>
-      </w:r>
-      <w:proofErr w:type="spellEnd"/>
-      <w:r>
-        <w:t>:</w:t>
+      <w:r>
+        <w:t>Entonces:</w:t>
       </w:r>
     </w:p>
     <w:p>
@@ -23110,15 +21476,7 @@
         <w:spacing w:after="100" w:line="264" w:lineRule="auto"/>
       </w:pPr>
       <w:r>
-        <w:t>|D(A_</w:t>
-      </w:r>
-      <w:proofErr w:type="gramStart"/>
-      <w:r>
-        <w:t>S)|</w:t>
-      </w:r>
-      <w:proofErr w:type="gramEnd"/>
-      <w:r>
-        <w:t xml:space="preserve"> = 0 </w:t>
+        <w:t xml:space="preserve">|D(A_S)| = 0 </w:t>
       </w:r>
       <w:r>
         <w:rPr>
@@ -23127,23 +21485,7 @@
         <w:t>⇒</w:t>
       </w:r>
       <w:r>
-        <w:t xml:space="preserve"> </w:t>
-      </w:r>
-      <w:proofErr w:type="spellStart"/>
-      <w:r>
-        <w:t>estado</w:t>
-      </w:r>
-      <w:proofErr w:type="spellEnd"/>
-      <w:r>
-        <w:t xml:space="preserve"> </w:t>
-      </w:r>
-      <w:proofErr w:type="spellStart"/>
-      <w:r>
-        <w:t>imposible</w:t>
-      </w:r>
-      <w:proofErr w:type="spellEnd"/>
-      <w:r>
-        <w:t xml:space="preserve"> </w:t>
+        <w:t xml:space="preserve"> estado imposible </w:t>
       </w:r>
     </w:p>
     <w:p>
@@ -23163,6 +21505,9 @@
     <w:p>
       <w:pPr>
         <w:spacing w:after="100" w:line="264" w:lineRule="auto"/>
+        <w:rPr>
+          <w:lang w:val="es-ES"/>
+        </w:rPr>
       </w:pPr>
     </w:p>
     <w:p>
@@ -23174,33 +21519,8 @@
           <w:b/>
           <w:bCs/>
         </w:rPr>
-        <w:t xml:space="preserve">Paso 4: </w:t>
-      </w:r>
-      <w:proofErr w:type="spellStart"/>
-      <w:r>
-        <w:rPr>
-          <w:b/>
-          <w:bCs/>
-        </w:rPr>
-        <w:t>reacción</w:t>
-      </w:r>
-      <w:proofErr w:type="spellEnd"/>
-      <w:r>
-        <w:rPr>
-          <w:b/>
-          <w:bCs/>
-        </w:rPr>
-        <w:t xml:space="preserve"> del </w:t>
-      </w:r>
-      <w:proofErr w:type="spellStart"/>
-      <w:r>
-        <w:rPr>
-          <w:b/>
-          <w:bCs/>
-        </w:rPr>
-        <w:t>sistema</w:t>
-      </w:r>
-      <w:proofErr w:type="spellEnd"/>
+        <w:t>Paso 4: reacción del sistema</w:t>
+      </w:r>
     </w:p>
     <w:p>
       <w:pPr>
@@ -23211,23 +21531,7 @@
         <w:spacing w:after="100" w:line="264" w:lineRule="auto"/>
       </w:pPr>
       <w:r>
-        <w:t xml:space="preserve">T5 </w:t>
-      </w:r>
-      <w:proofErr w:type="spellStart"/>
-      <w:r>
-        <w:t>confirma</w:t>
-      </w:r>
-      <w:proofErr w:type="spellEnd"/>
-      <w:r>
-        <w:t xml:space="preserve"> </w:t>
-      </w:r>
-      <w:proofErr w:type="spellStart"/>
-      <w:r>
-        <w:t>inconsistencia</w:t>
-      </w:r>
-      <w:proofErr w:type="spellEnd"/>
-      <w:r>
-        <w:t xml:space="preserve"> CSP </w:t>
+        <w:t xml:space="preserve">T5 confirma inconsistencia CSP </w:t>
       </w:r>
     </w:p>
     <w:p>
@@ -23245,7 +21549,19 @@
         <w:rPr>
           <w:lang w:val="es-ES"/>
         </w:rPr>
-        <w:t xml:space="preserve">T6 recibe estado imposible en A_S </w:t>
+        <w:t>T</w:t>
+      </w:r>
+      <w:r>
+        <w:rPr>
+          <w:lang w:val="es-ES"/>
+        </w:rPr>
+        <w:t>7</w:t>
+      </w:r>
+      <w:r>
+        <w:rPr>
+          <w:lang w:val="es-ES"/>
+        </w:rPr>
+        <w:t xml:space="preserve"> recibe estado imposible en A_S </w:t>
       </w:r>
     </w:p>
     <w:p>
@@ -23283,37 +21599,9 @@
     <w:p>
       <w:pPr>
         <w:spacing w:after="100" w:line="264" w:lineRule="auto"/>
-        <w:rPr>
-          <w:lang w:val="es-ES"/>
-        </w:rPr>
-      </w:pPr>
-      <w:proofErr w:type="spellStart"/>
-      <w:r>
-        <w:rPr>
-          <w:lang w:val="es-ES"/>
-        </w:rPr>
-        <w:t>x_hat</w:t>
-      </w:r>
-      <w:proofErr w:type="spellEnd"/>
-      <w:r>
-        <w:rPr>
-          <w:lang w:val="es-ES"/>
-        </w:rPr>
-        <w:t xml:space="preserve"> = </w:t>
-      </w:r>
-      <w:proofErr w:type="gramStart"/>
-      <w:r>
-        <w:rPr>
-          <w:lang w:val="es-ES"/>
-        </w:rPr>
-        <w:t>Phi(</w:t>
-      </w:r>
-      <w:proofErr w:type="gramEnd"/>
-      <w:r>
-        <w:rPr>
-          <w:lang w:val="es-ES"/>
-        </w:rPr>
-        <w:t>A_DS, A_OV, A_S)</w:t>
+      </w:pPr>
+      <w:r>
+        <w:t>x_hat = Phi(A_DS, A_OV, A_S)</w:t>
       </w:r>
     </w:p>
     <w:p>
@@ -23333,6 +21621,9 @@
     <w:p>
       <w:pPr>
         <w:spacing w:after="100" w:line="264" w:lineRule="auto"/>
+        <w:rPr>
+          <w:lang w:val="es-ES"/>
+        </w:rPr>
       </w:pPr>
     </w:p>
     <w:p>
@@ -23400,13 +21691,8 @@
       <w:pPr>
         <w:spacing w:after="100" w:line="264" w:lineRule="auto"/>
       </w:pPr>
-      <w:proofErr w:type="spellStart"/>
-      <w:r>
-        <w:t>Resultado</w:t>
-      </w:r>
-      <w:proofErr w:type="spellEnd"/>
-      <w:r>
-        <w:t>:</w:t>
+      <w:r>
+        <w:t>Resultado:</w:t>
       </w:r>
     </w:p>
     <w:p>
@@ -23417,21 +21703,8 @@
         </w:numPr>
         <w:spacing w:after="100" w:line="264" w:lineRule="auto"/>
       </w:pPr>
-      <w:proofErr w:type="spellStart"/>
-      <w:r>
-        <w:t>contradicción</w:t>
-      </w:r>
-      <w:proofErr w:type="spellEnd"/>
-      <w:r>
-        <w:t xml:space="preserve"> </w:t>
-      </w:r>
-      <w:proofErr w:type="spellStart"/>
-      <w:r>
-        <w:t>estructural</w:t>
-      </w:r>
-      <w:proofErr w:type="spellEnd"/>
-      <w:r>
-        <w:t xml:space="preserve"> </w:t>
+      <w:r>
+        <w:t xml:space="preserve">contradicción estructural </w:t>
       </w:r>
     </w:p>
     <w:p>
@@ -23442,13 +21715,8 @@
         </w:numPr>
         <w:spacing w:after="100" w:line="264" w:lineRule="auto"/>
       </w:pPr>
-      <w:proofErr w:type="spellStart"/>
-      <w:r>
-        <w:t>estado</w:t>
-      </w:r>
-      <w:proofErr w:type="spellEnd"/>
-      <w:r>
-        <w:t xml:space="preserve"> global E = 2 </w:t>
+      <w:r>
+        <w:t xml:space="preserve">estado global E = 2 </w:t>
       </w:r>
     </w:p>
     <w:p>
@@ -23500,13 +21768,8 @@
       <w:pPr>
         <w:spacing w:after="100" w:line="264" w:lineRule="auto"/>
       </w:pPr>
-      <w:proofErr w:type="spellStart"/>
-      <w:r>
-        <w:t>donde</w:t>
-      </w:r>
-      <w:proofErr w:type="spellEnd"/>
-      <w:r>
-        <w:t>:</w:t>
+      <w:r>
+        <w:t>donde:</w:t>
       </w:r>
     </w:p>
     <w:p>
@@ -23518,31 +21781,7 @@
         <w:spacing w:after="100" w:line="264" w:lineRule="auto"/>
       </w:pPr>
       <w:r>
-        <w:t xml:space="preserve">p0 = </w:t>
-      </w:r>
-      <w:proofErr w:type="spellStart"/>
-      <w:r>
-        <w:t>estado</w:t>
-      </w:r>
-      <w:proofErr w:type="spellEnd"/>
-      <w:r>
-        <w:t xml:space="preserve"> </w:t>
-      </w:r>
-      <w:proofErr w:type="spellStart"/>
-      <w:r>
-        <w:t>inicial</w:t>
-      </w:r>
-      <w:proofErr w:type="spellEnd"/>
-      <w:r>
-        <w:t xml:space="preserve"> </w:t>
-      </w:r>
-      <w:proofErr w:type="spellStart"/>
-      <w:r>
-        <w:t>consistente</w:t>
-      </w:r>
-      <w:proofErr w:type="spellEnd"/>
-      <w:r>
-        <w:t xml:space="preserve"> </w:t>
+        <w:t xml:space="preserve">p0 = estado inicial consistente </w:t>
       </w:r>
     </w:p>
     <w:p>
@@ -23554,31 +21793,8 @@
         <w:spacing w:after="100" w:line="264" w:lineRule="auto"/>
       </w:pPr>
       <w:r>
-        <w:t xml:space="preserve">p1 = </w:t>
-      </w:r>
-      <w:proofErr w:type="spellStart"/>
-      <w:r>
-        <w:t>estado</w:t>
-      </w:r>
-      <w:proofErr w:type="spellEnd"/>
-      <w:r>
-        <w:t xml:space="preserve"> con </w:t>
-      </w:r>
-      <w:proofErr w:type="spellStart"/>
-      <w:r>
-        <w:t>dominio</w:t>
-      </w:r>
-      <w:proofErr w:type="spellEnd"/>
-      <w:r>
-        <w:t xml:space="preserve"> </w:t>
-      </w:r>
-      <w:proofErr w:type="spellStart"/>
-      <w:r>
-        <w:t>vacío</w:t>
-      </w:r>
-      <w:proofErr w:type="spellEnd"/>
-      <w:r>
-        <w:t xml:space="preserve"> </w:t>
+        <w:lastRenderedPageBreak/>
+        <w:t xml:space="preserve">p1 = estado con dominio vacío </w:t>
       </w:r>
     </w:p>
     <w:p>
@@ -23598,6 +21814,9 @@
     <w:p>
       <w:pPr>
         <w:spacing w:after="100" w:line="264" w:lineRule="auto"/>
+        <w:rPr>
+          <w:lang w:val="es-ES"/>
+        </w:rPr>
       </w:pPr>
     </w:p>
     <w:p>
@@ -23720,21 +21939,8 @@
         </w:numPr>
         <w:spacing w:after="100" w:line="264" w:lineRule="auto"/>
       </w:pPr>
-      <w:proofErr w:type="spellStart"/>
-      <w:r>
-        <w:t>configuración</w:t>
-      </w:r>
-      <w:proofErr w:type="spellEnd"/>
-      <w:r>
-        <w:t xml:space="preserve"> </w:t>
-      </w:r>
-      <w:proofErr w:type="spellStart"/>
-      <w:r>
-        <w:t>inválida</w:t>
-      </w:r>
-      <w:proofErr w:type="spellEnd"/>
-      <w:r>
-        <w:t xml:space="preserve"> </w:t>
+      <w:r>
+        <w:t xml:space="preserve">configuración inválida </w:t>
       </w:r>
     </w:p>
     <w:p>
@@ -23745,38 +21951,8 @@
         </w:numPr>
         <w:spacing w:after="100" w:line="264" w:lineRule="auto"/>
       </w:pPr>
-      <w:proofErr w:type="spellStart"/>
-      <w:r>
-        <w:lastRenderedPageBreak/>
-        <w:t>restricción</w:t>
-      </w:r>
-      <w:proofErr w:type="spellEnd"/>
-      <w:r>
-        <w:t xml:space="preserve"> </w:t>
-      </w:r>
-      <w:proofErr w:type="spellStart"/>
-      <w:r>
-        <w:t>implícita</w:t>
-      </w:r>
-      <w:proofErr w:type="spellEnd"/>
-      <w:r>
-        <w:t xml:space="preserve"> para </w:t>
-      </w:r>
-      <w:proofErr w:type="spellStart"/>
-      <w:r>
-        <w:t>futuras</w:t>
-      </w:r>
-      <w:proofErr w:type="spellEnd"/>
-      <w:r>
-        <w:t xml:space="preserve"> </w:t>
-      </w:r>
-      <w:proofErr w:type="spellStart"/>
-      <w:r>
-        <w:t>resoluciones</w:t>
-      </w:r>
-      <w:proofErr w:type="spellEnd"/>
-      <w:r>
-        <w:t xml:space="preserve"> </w:t>
+      <w:r>
+        <w:t xml:space="preserve">restricción implícita para futuras resoluciones </w:t>
       </w:r>
     </w:p>
     <w:p>
@@ -23797,48 +21973,15 @@
           <w:b/>
           <w:bCs/>
         </w:rPr>
-        <w:t xml:space="preserve">12.17.8 </w:t>
-      </w:r>
-      <w:proofErr w:type="spellStart"/>
-      <w:r>
-        <w:rPr>
-          <w:b/>
-          <w:bCs/>
-        </w:rPr>
-        <w:t>Interpretación</w:t>
-      </w:r>
-      <w:proofErr w:type="spellEnd"/>
-    </w:p>
-    <w:p>
-      <w:pPr>
-        <w:spacing w:after="100" w:line="264" w:lineRule="auto"/>
-      </w:pPr>
-      <w:r>
-        <w:t xml:space="preserve">Este </w:t>
-      </w:r>
-      <w:proofErr w:type="spellStart"/>
-      <w:r>
-        <w:t>caso</w:t>
-      </w:r>
-      <w:proofErr w:type="spellEnd"/>
-      <w:r>
-        <w:t xml:space="preserve"> </w:t>
-      </w:r>
-      <w:proofErr w:type="spellStart"/>
-      <w:r>
-        <w:t>muestra</w:t>
-      </w:r>
-      <w:proofErr w:type="spellEnd"/>
-      <w:r>
-        <w:t xml:space="preserve"> </w:t>
-      </w:r>
-      <w:proofErr w:type="spellStart"/>
-      <w:r>
-        <w:t>que</w:t>
-      </w:r>
-      <w:proofErr w:type="spellEnd"/>
-      <w:r>
-        <w:t>:</w:t>
+        <w:t>12.17.8 Interpretación</w:t>
+      </w:r>
+    </w:p>
+    <w:p>
+      <w:pPr>
+        <w:spacing w:after="100" w:line="264" w:lineRule="auto"/>
+      </w:pPr>
+      <w:r>
+        <w:t>Este caso muestra que:</w:t>
       </w:r>
     </w:p>
     <w:p>
@@ -24068,7 +22211,7 @@
   <w:abstractNum w:abstractNumId="7" w15:restartNumberingAfterBreak="0">
     <w:nsid w:val="FFFFFF88"/>
     <w:multiLevelType w:val="singleLevel"/>
-    <w:tmpl w:val="FFBECE16"/>
+    <w:tmpl w:val="B1244448"/>
     <w:lvl w:ilvl="0">
       <w:start w:val="1"/>
       <w:numFmt w:val="decimal"/>
@@ -24086,7 +22229,7 @@
   <w:abstractNum w:abstractNumId="8" w15:restartNumberingAfterBreak="0">
     <w:nsid w:val="FFFFFF89"/>
     <w:multiLevelType w:val="singleLevel"/>
-    <w:tmpl w:val="CB3AE79A"/>
+    <w:tmpl w:val="0DE6B710"/>
     <w:lvl w:ilvl="0">
       <w:start w:val="1"/>
       <w:numFmt w:val="bullet"/>
@@ -28015,6 +26158,12 @@
     <w:abstractNumId w:val="7"/>
   </w:num>
   <w:num w:numId="37" w16cid:durableId="1431663363">
+    <w:abstractNumId w:val="7"/>
+  </w:num>
+  <w:num w:numId="38" w16cid:durableId="1655183530">
+    <w:abstractNumId w:val="7"/>
+  </w:num>
+  <w:num w:numId="39" w16cid:durableId="77600394">
     <w:abstractNumId w:val="7"/>
   </w:num>
 </w:numbering>
@@ -28628,6 +26777,7 @@
   <w:style w:type="character" w:default="1" w:styleId="DefaultParagraphFont">
     <w:name w:val="Default Paragraph Font"/>
     <w:uiPriority w:val="1"/>
+    <w:semiHidden/>
     <w:unhideWhenUsed/>
   </w:style>
   <w:style w:type="table" w:default="1" w:styleId="TableNormal">
